--- a/manuals/pgnotex-manual.docx
+++ b/manuals/pgnotex-manual.docx
@@ -980,7 +980,7 @@
           <w:lang w:val="en-US"/>
         </w:rPr>
         <w:drawing>
-          <wp:inline distT="0" distB="0" distL="0" distR="0" wp14:anchorId="75CB33A5" wp14:editId="165B8C11">
+          <wp:inline distT="0" distB="0" distL="0" distR="0" wp14:anchorId="75CB33A5" wp14:editId="16D0624B">
             <wp:extent cx="6480810" cy="3801734"/>
             <wp:effectExtent l="0" t="0" r="0" b="0"/>
             <wp:docPr id="1987729565" name="Immagine 1"/>
@@ -1550,6 +1550,34 @@
           <w:iCs/>
           <w:lang w:val="en-US"/>
         </w:rPr>
+        <w:t>Up</w:t>
+      </w:r>
+      <w:r>
+        <w:rPr>
+          <w:lang w:val="en-US"/>
+        </w:rPr>
+        <w:t xml:space="preserve"> and </w:t>
+      </w:r>
+      <w:r>
+        <w:rPr>
+          <w:i/>
+          <w:iCs/>
+          <w:lang w:val="en-US"/>
+        </w:rPr>
+        <w:t>Down</w:t>
+      </w:r>
+      <w:r>
+        <w:rPr>
+          <w:lang w:val="en-US"/>
+        </w:rPr>
+        <w:t xml:space="preserve"> move he current bookmark up or down, </w:t>
+      </w:r>
+      <w:r>
+        <w:rPr>
+          <w:i/>
+          <w:iCs/>
+          <w:lang w:val="en-US"/>
+        </w:rPr>
         <w:t>Close</w:t>
       </w:r>
       <w:r>
@@ -1558,23 +1586,13 @@
         </w:rPr>
         <w:t xml:space="preserve"> closes the form without doing anything and </w:t>
       </w:r>
-      <w:proofErr w:type="gramStart"/>
-      <w:r>
-        <w:rPr>
-          <w:i/>
-          <w:iCs/>
-          <w:lang w:val="en-US"/>
-        </w:rPr>
-        <w:t>Go</w:t>
-      </w:r>
-      <w:proofErr w:type="gramEnd"/>
-      <w:r>
-        <w:rPr>
-          <w:i/>
-          <w:iCs/>
-          <w:lang w:val="en-US"/>
-        </w:rPr>
-        <w:t xml:space="preserve"> to</w:t>
+      <w:r>
+        <w:rPr>
+          <w:i/>
+          <w:iCs/>
+          <w:lang w:val="en-US"/>
+        </w:rPr>
+        <w:t>Go to</w:t>
       </w:r>
       <w:r>
         <w:rPr>
@@ -1970,15 +1988,7 @@
           <w:iCs/>
           <w:lang w:val="en-US"/>
         </w:rPr>
-        <w:t xml:space="preserve"> </w:t>
-      </w:r>
-      <w:r>
-        <w:rPr>
-          <w:i/>
-          <w:iCs/>
-          <w:lang w:val="en-US"/>
-        </w:rPr>
-        <w:t xml:space="preserve">+ </w:t>
+        <w:t xml:space="preserve"> + </w:t>
       </w:r>
       <w:r>
         <w:rPr>
@@ -2060,15 +2070,7 @@
           <w:iCs/>
           <w:lang w:val="en-US"/>
         </w:rPr>
-        <w:t xml:space="preserve"> </w:t>
-      </w:r>
-      <w:r>
-        <w:rPr>
-          <w:i/>
-          <w:iCs/>
-          <w:lang w:val="en-US"/>
-        </w:rPr>
-        <w:t xml:space="preserve">+ </w:t>
+        <w:t xml:space="preserve"> + </w:t>
       </w:r>
       <w:r>
         <w:rPr>
@@ -2244,7 +2246,23 @@
           <w:iCs/>
           <w:lang w:val="en-US"/>
         </w:rPr>
-        <w:t xml:space="preserve"> Shift + Z:</w:t>
+        <w:t xml:space="preserve"> Shift +</w:t>
+      </w:r>
+      <w:r>
+        <w:rPr>
+          <w:i/>
+          <w:iCs/>
+          <w:lang w:val="en-US"/>
+        </w:rPr>
+        <w:t>Y</w:t>
+      </w:r>
+      <w:r>
+        <w:rPr>
+          <w:i/>
+          <w:iCs/>
+          <w:lang w:val="en-US"/>
+        </w:rPr>
+        <w:t>:</w:t>
       </w:r>
       <w:r>
         <w:rPr>
@@ -2388,101 +2406,45 @@
           <w:iCs/>
           <w:lang w:val="en-US"/>
         </w:rPr>
-        <w:t>Command +</w:t>
-      </w:r>
-      <w:r>
-        <w:rPr>
-          <w:i/>
-          <w:iCs/>
-          <w:lang w:val="en-US"/>
-        </w:rPr>
-        <w:t xml:space="preserve"> </w:t>
-      </w:r>
-      <w:r>
-        <w:rPr>
-          <w:i/>
-          <w:iCs/>
-          <w:lang w:val="en-US"/>
-        </w:rPr>
-        <w:t>Option +</w:t>
-      </w:r>
-      <w:r>
-        <w:rPr>
-          <w:i/>
-          <w:iCs/>
-          <w:lang w:val="en-US"/>
-        </w:rPr>
-        <w:t xml:space="preserve"> “.” </w:t>
-      </w:r>
-      <w:r>
-        <w:rPr>
-          <w:lang w:val="en-US"/>
-        </w:rPr>
-        <w:t>(</w:t>
-      </w:r>
-      <w:r>
-        <w:rPr>
-          <w:i/>
-          <w:iCs/>
-          <w:lang w:val="en-US"/>
-        </w:rPr>
-        <w:t>dot</w:t>
-      </w:r>
-      <w:r>
-        <w:rPr>
-          <w:lang w:val="en-US"/>
-        </w:rPr>
-        <w:t xml:space="preserve">): format </w:t>
-      </w:r>
-      <w:r>
-        <w:rPr>
-          <w:lang w:val="en-US"/>
-        </w:rPr>
-        <w:t xml:space="preserve">as a list </w:t>
-      </w:r>
-      <w:r>
-        <w:rPr>
-          <w:lang w:val="en-US"/>
-        </w:rPr>
-        <w:t xml:space="preserve">the current paragraph and those above and below </w:t>
-      </w:r>
-      <w:r>
-        <w:rPr>
-          <w:lang w:val="en-US"/>
-        </w:rPr>
-        <w:t>up to the first empty line</w:t>
-      </w:r>
-      <w:r>
-        <w:rPr>
-          <w:lang w:val="en-US"/>
-        </w:rPr>
-        <w:t xml:space="preserve">, using subsequently the asterisk, </w:t>
-      </w:r>
-      <w:r>
-        <w:rPr>
-          <w:lang w:val="en-US"/>
-        </w:rPr>
-        <w:t xml:space="preserve">the bullet, </w:t>
-      </w:r>
-      <w:r>
-        <w:rPr>
-          <w:lang w:val="en-US"/>
-        </w:rPr>
-        <w:t xml:space="preserve">the line, the plus, the </w:t>
-      </w:r>
-      <w:proofErr w:type="gramStart"/>
-      <w:r>
-        <w:rPr>
-          <w:lang w:val="en-US"/>
-        </w:rPr>
-        <w:t>number</w:t>
-      </w:r>
-      <w:proofErr w:type="gramEnd"/>
-      <w:r>
-        <w:rPr>
-          <w:lang w:val="en-US"/>
-        </w:rPr>
-        <w:t xml:space="preserve"> and nothing as beginning of the list items.</w:t>
+        <w:t>Command</w:t>
+      </w:r>
+      <w:r>
+        <w:rPr>
+          <w:lang w:val="en-US"/>
+        </w:rPr>
+        <w:t xml:space="preserve"> + Ctrl + </w:t>
+      </w:r>
+      <w:r>
+        <w:rPr>
+          <w:i/>
+          <w:iCs/>
+          <w:lang w:val="en-US"/>
+        </w:rPr>
+        <w:t>Up arrow</w:t>
+      </w:r>
+      <w:r>
+        <w:rPr>
+          <w:lang w:val="en-US"/>
+        </w:rPr>
+        <w:t xml:space="preserve">: on a title, </w:t>
+      </w:r>
+      <w:r>
+        <w:rPr>
+          <w:lang w:val="en-US"/>
+        </w:rPr>
+        <w:t xml:space="preserve">move it before the previous title of the same level along </w:t>
+      </w:r>
+      <w:r>
+        <w:rPr>
+          <w:lang w:val="en-US"/>
+        </w:rPr>
+        <w:t>with the possible subtitles and text</w:t>
+      </w:r>
+      <w:r>
+        <w:rPr>
+          <w:lang w:val="en-US"/>
+        </w:rPr>
+        <w:t>.</w:t>
       </w:r>
     </w:p>
     <w:p>
@@ -2502,49 +2464,69 @@
           <w:iCs/>
           <w:lang w:val="en-US"/>
         </w:rPr>
-        <w:t>Command +</w:t>
-      </w:r>
-      <w:r>
-        <w:rPr>
-          <w:i/>
-          <w:iCs/>
-          <w:lang w:val="en-US"/>
-        </w:rPr>
-        <w:t xml:space="preserve"> </w:t>
-      </w:r>
-      <w:r>
-        <w:rPr>
-          <w:i/>
-          <w:iCs/>
-          <w:lang w:val="en-US"/>
-        </w:rPr>
-        <w:t>Option +</w:t>
-      </w:r>
-      <w:r>
-        <w:rPr>
-          <w:i/>
-          <w:iCs/>
-          <w:lang w:val="en-US"/>
-        </w:rPr>
-        <w:t xml:space="preserve"> A</w:t>
-      </w:r>
-      <w:r>
-        <w:rPr>
-          <w:lang w:val="en-US"/>
-        </w:rPr>
-        <w:t>: insert the current date in the text of the note</w:t>
-      </w:r>
-      <w:r>
-        <w:rPr>
-          <w:lang w:val="en-US"/>
-        </w:rPr>
-        <w:t>s</w:t>
-      </w:r>
-      <w:r>
-        <w:rPr>
-          <w:lang w:val="en-US"/>
-        </w:rPr>
-        <w:t>.</w:t>
+        <w:t>Command</w:t>
+      </w:r>
+      <w:r>
+        <w:rPr>
+          <w:lang w:val="en-US"/>
+        </w:rPr>
+        <w:t xml:space="preserve"> + Ctrl + </w:t>
+      </w:r>
+      <w:r>
+        <w:rPr>
+          <w:i/>
+          <w:iCs/>
+          <w:lang w:val="en-US"/>
+        </w:rPr>
+        <w:t>Down arrow</w:t>
+      </w:r>
+      <w:r>
+        <w:rPr>
+          <w:lang w:val="en-US"/>
+        </w:rPr>
+        <w:t xml:space="preserve">: on a title, </w:t>
+      </w:r>
+      <w:r>
+        <w:rPr>
+          <w:lang w:val="en-US"/>
+        </w:rPr>
+        <w:t xml:space="preserve">move it </w:t>
+      </w:r>
+      <w:r>
+        <w:rPr>
+          <w:lang w:val="en-US"/>
+        </w:rPr>
+        <w:t xml:space="preserve">after </w:t>
+      </w:r>
+      <w:r>
+        <w:rPr>
+          <w:lang w:val="en-US"/>
+        </w:rPr>
+        <w:t xml:space="preserve">the </w:t>
+      </w:r>
+      <w:r>
+        <w:rPr>
+          <w:lang w:val="en-US"/>
+        </w:rPr>
+        <w:t>following</w:t>
+      </w:r>
+      <w:r>
+        <w:rPr>
+          <w:lang w:val="en-US"/>
+        </w:rPr>
+        <w:t xml:space="preserve"> title of the same level</w:t>
+      </w:r>
+      <w:r>
+        <w:rPr>
+          <w:lang w:val="en-US"/>
+        </w:rPr>
+        <w:t xml:space="preserve"> along </w:t>
+      </w:r>
+      <w:r>
+        <w:rPr>
+          <w:lang w:val="en-US"/>
+        </w:rPr>
+        <w:t>with the possible subtitles and text.</w:t>
       </w:r>
     </w:p>
     <w:p>
@@ -2564,12 +2546,16 @@
           <w:iCs/>
           <w:lang w:val="en-US"/>
         </w:rPr>
-        <w:t>Command +</w:t>
-      </w:r>
-      <w:r>
-        <w:rPr>
-          <w:i/>
-          <w:iCs/>
+        <w:t>Command</w:t>
+      </w:r>
+      <w:r>
+        <w:rPr>
+          <w:lang w:val="en-US"/>
+        </w:rPr>
+        <w:t xml:space="preserve"> + Ctrl +</w:t>
+      </w:r>
+      <w:r>
+        <w:rPr>
           <w:lang w:val="en-US"/>
         </w:rPr>
         <w:t xml:space="preserve"> </w:t>
@@ -2580,45 +2566,13 @@
           <w:iCs/>
           <w:lang w:val="en-US"/>
         </w:rPr>
-        <w:t>Option +</w:t>
-      </w:r>
-      <w:r>
-        <w:rPr>
-          <w:i/>
-          <w:iCs/>
-          <w:lang w:val="en-US"/>
-        </w:rPr>
-        <w:t xml:space="preserve"> Shift + A</w:t>
-      </w:r>
-      <w:r>
-        <w:rPr>
-          <w:lang w:val="en-US"/>
-        </w:rPr>
-        <w:t xml:space="preserve">: insert the current date </w:t>
-      </w:r>
-      <w:r>
-        <w:rPr>
-          <w:lang w:val="en-US"/>
-        </w:rPr>
-        <w:t xml:space="preserve">and time </w:t>
-      </w:r>
-      <w:r>
-        <w:rPr>
-          <w:lang w:val="en-US"/>
-        </w:rPr>
-        <w:t>in the text of the note</w:t>
-      </w:r>
-      <w:r>
-        <w:rPr>
-          <w:lang w:val="en-US"/>
-        </w:rPr>
-        <w:t>s</w:t>
-      </w:r>
-      <w:r>
-        <w:rPr>
-          <w:lang w:val="en-US"/>
-        </w:rPr>
-        <w:t>.</w:t>
+        <w:t>Left arrow</w:t>
+      </w:r>
+      <w:r>
+        <w:rPr>
+          <w:lang w:val="en-US"/>
+        </w:rPr>
+        <w:t>: on a title, remove one hash at the beginning, to promote it to a higher level.</w:t>
       </w:r>
     </w:p>
     <w:p>
@@ -2638,6 +2592,340 @@
           <w:iCs/>
           <w:lang w:val="en-US"/>
         </w:rPr>
+        <w:t>Command</w:t>
+      </w:r>
+      <w:r>
+        <w:rPr>
+          <w:lang w:val="en-US"/>
+        </w:rPr>
+        <w:t xml:space="preserve"> + Ctrl + </w:t>
+      </w:r>
+      <w:r>
+        <w:rPr>
+          <w:i/>
+          <w:iCs/>
+          <w:lang w:val="en-US"/>
+        </w:rPr>
+        <w:t>Right</w:t>
+      </w:r>
+      <w:r>
+        <w:rPr>
+          <w:i/>
+          <w:iCs/>
+          <w:lang w:val="en-US"/>
+        </w:rPr>
+        <w:t xml:space="preserve"> arrow</w:t>
+      </w:r>
+      <w:r>
+        <w:rPr>
+          <w:lang w:val="en-US"/>
+        </w:rPr>
+        <w:t xml:space="preserve">: on a title, </w:t>
+      </w:r>
+      <w:r>
+        <w:rPr>
+          <w:lang w:val="en-US"/>
+        </w:rPr>
+        <w:t xml:space="preserve">add </w:t>
+      </w:r>
+      <w:r>
+        <w:rPr>
+          <w:lang w:val="en-US"/>
+        </w:rPr>
+        <w:t xml:space="preserve">one hash at the beginning, to </w:t>
+      </w:r>
+      <w:r>
+        <w:rPr>
+          <w:lang w:val="en-US"/>
+        </w:rPr>
+        <w:t xml:space="preserve">demote </w:t>
+      </w:r>
+      <w:r>
+        <w:rPr>
+          <w:lang w:val="en-US"/>
+        </w:rPr>
+        <w:t xml:space="preserve">it to a </w:t>
+      </w:r>
+      <w:r>
+        <w:rPr>
+          <w:lang w:val="en-US"/>
+        </w:rPr>
+        <w:t xml:space="preserve">lower </w:t>
+      </w:r>
+      <w:r>
+        <w:rPr>
+          <w:lang w:val="en-US"/>
+        </w:rPr>
+        <w:t>level.</w:t>
+      </w:r>
+    </w:p>
+    <w:p>
+      <w:pPr>
+        <w:pStyle w:val="Corpotesto"/>
+        <w:numPr>
+          <w:ilvl w:val="0"/>
+          <w:numId w:val="10"/>
+        </w:numPr>
+        <w:rPr>
+          <w:lang w:val="en-US"/>
+        </w:rPr>
+      </w:pPr>
+      <w:r>
+        <w:rPr>
+          <w:i/>
+          <w:iCs/>
+          <w:lang w:val="en-US"/>
+        </w:rPr>
+        <w:t>Command +</w:t>
+      </w:r>
+      <w:r>
+        <w:rPr>
+          <w:i/>
+          <w:iCs/>
+          <w:lang w:val="en-US"/>
+        </w:rPr>
+        <w:t xml:space="preserve"> </w:t>
+      </w:r>
+      <w:r>
+        <w:rPr>
+          <w:i/>
+          <w:iCs/>
+          <w:lang w:val="en-US"/>
+        </w:rPr>
+        <w:t>Option +</w:t>
+      </w:r>
+      <w:r>
+        <w:rPr>
+          <w:i/>
+          <w:iCs/>
+          <w:lang w:val="en-US"/>
+        </w:rPr>
+        <w:t xml:space="preserve"> “.” </w:t>
+      </w:r>
+      <w:r>
+        <w:rPr>
+          <w:lang w:val="en-US"/>
+        </w:rPr>
+        <w:t>(</w:t>
+      </w:r>
+      <w:r>
+        <w:rPr>
+          <w:i/>
+          <w:iCs/>
+          <w:lang w:val="en-US"/>
+        </w:rPr>
+        <w:t>dot</w:t>
+      </w:r>
+      <w:r>
+        <w:rPr>
+          <w:lang w:val="en-US"/>
+        </w:rPr>
+        <w:t xml:space="preserve">): format </w:t>
+      </w:r>
+      <w:r>
+        <w:rPr>
+          <w:lang w:val="en-US"/>
+        </w:rPr>
+        <w:t xml:space="preserve">as a list </w:t>
+      </w:r>
+      <w:r>
+        <w:rPr>
+          <w:lang w:val="en-US"/>
+        </w:rPr>
+        <w:t xml:space="preserve">the current paragraph and those above and below </w:t>
+      </w:r>
+      <w:r>
+        <w:rPr>
+          <w:lang w:val="en-US"/>
+        </w:rPr>
+        <w:t>up to the first empty line</w:t>
+      </w:r>
+      <w:r>
+        <w:rPr>
+          <w:lang w:val="en-US"/>
+        </w:rPr>
+        <w:t xml:space="preserve">, using subsequently the asterisk, </w:t>
+      </w:r>
+      <w:r>
+        <w:rPr>
+          <w:lang w:val="en-US"/>
+        </w:rPr>
+        <w:t xml:space="preserve">the bullet, </w:t>
+      </w:r>
+      <w:r>
+        <w:rPr>
+          <w:lang w:val="en-US"/>
+        </w:rPr>
+        <w:t xml:space="preserve">the line, the plus, the </w:t>
+      </w:r>
+      <w:proofErr w:type="gramStart"/>
+      <w:r>
+        <w:rPr>
+          <w:lang w:val="en-US"/>
+        </w:rPr>
+        <w:t>number</w:t>
+      </w:r>
+      <w:proofErr w:type="gramEnd"/>
+      <w:r>
+        <w:rPr>
+          <w:lang w:val="en-US"/>
+        </w:rPr>
+        <w:t xml:space="preserve"> and nothing as beginning of the list items.</w:t>
+      </w:r>
+    </w:p>
+    <w:p>
+      <w:pPr>
+        <w:pStyle w:val="Corpotesto"/>
+        <w:numPr>
+          <w:ilvl w:val="0"/>
+          <w:numId w:val="10"/>
+        </w:numPr>
+        <w:rPr>
+          <w:lang w:val="en-US"/>
+        </w:rPr>
+      </w:pPr>
+      <w:r>
+        <w:rPr>
+          <w:i/>
+          <w:iCs/>
+          <w:lang w:val="en-US"/>
+        </w:rPr>
+        <w:t>Command +</w:t>
+      </w:r>
+      <w:r>
+        <w:rPr>
+          <w:i/>
+          <w:iCs/>
+          <w:lang w:val="en-US"/>
+        </w:rPr>
+        <w:t xml:space="preserve"> </w:t>
+      </w:r>
+      <w:r>
+        <w:rPr>
+          <w:i/>
+          <w:iCs/>
+          <w:lang w:val="en-US"/>
+        </w:rPr>
+        <w:t>Option +</w:t>
+      </w:r>
+      <w:r>
+        <w:rPr>
+          <w:i/>
+          <w:iCs/>
+          <w:lang w:val="en-US"/>
+        </w:rPr>
+        <w:t xml:space="preserve"> A</w:t>
+      </w:r>
+      <w:r>
+        <w:rPr>
+          <w:lang w:val="en-US"/>
+        </w:rPr>
+        <w:t>: insert the current date in the text of the note</w:t>
+      </w:r>
+      <w:r>
+        <w:rPr>
+          <w:lang w:val="en-US"/>
+        </w:rPr>
+        <w:t>s</w:t>
+      </w:r>
+      <w:r>
+        <w:rPr>
+          <w:lang w:val="en-US"/>
+        </w:rPr>
+        <w:t>.</w:t>
+      </w:r>
+    </w:p>
+    <w:p>
+      <w:pPr>
+        <w:pStyle w:val="Corpotesto"/>
+        <w:numPr>
+          <w:ilvl w:val="0"/>
+          <w:numId w:val="10"/>
+        </w:numPr>
+        <w:rPr>
+          <w:lang w:val="en-US"/>
+        </w:rPr>
+      </w:pPr>
+      <w:r>
+        <w:rPr>
+          <w:i/>
+          <w:iCs/>
+          <w:lang w:val="en-US"/>
+        </w:rPr>
+        <w:t>Command +</w:t>
+      </w:r>
+      <w:r>
+        <w:rPr>
+          <w:i/>
+          <w:iCs/>
+          <w:lang w:val="en-US"/>
+        </w:rPr>
+        <w:t xml:space="preserve"> </w:t>
+      </w:r>
+      <w:r>
+        <w:rPr>
+          <w:i/>
+          <w:iCs/>
+          <w:lang w:val="en-US"/>
+        </w:rPr>
+        <w:t>Option +</w:t>
+      </w:r>
+      <w:r>
+        <w:rPr>
+          <w:i/>
+          <w:iCs/>
+          <w:lang w:val="en-US"/>
+        </w:rPr>
+        <w:t xml:space="preserve"> Shift + A</w:t>
+      </w:r>
+      <w:r>
+        <w:rPr>
+          <w:lang w:val="en-US"/>
+        </w:rPr>
+        <w:t xml:space="preserve">: insert the current date </w:t>
+      </w:r>
+      <w:r>
+        <w:rPr>
+          <w:lang w:val="en-US"/>
+        </w:rPr>
+        <w:t xml:space="preserve">and time </w:t>
+      </w:r>
+      <w:r>
+        <w:rPr>
+          <w:lang w:val="en-US"/>
+        </w:rPr>
+        <w:t>in the text of the note</w:t>
+      </w:r>
+      <w:r>
+        <w:rPr>
+          <w:lang w:val="en-US"/>
+        </w:rPr>
+        <w:t>s</w:t>
+      </w:r>
+      <w:r>
+        <w:rPr>
+          <w:lang w:val="en-US"/>
+        </w:rPr>
+        <w:t>.</w:t>
+      </w:r>
+    </w:p>
+    <w:p>
+      <w:pPr>
+        <w:pStyle w:val="Corpotesto"/>
+        <w:numPr>
+          <w:ilvl w:val="0"/>
+          <w:numId w:val="10"/>
+        </w:numPr>
+        <w:rPr>
+          <w:lang w:val="en-US"/>
+        </w:rPr>
+      </w:pPr>
+      <w:r>
+        <w:rPr>
+          <w:i/>
+          <w:iCs/>
+          <w:lang w:val="en-US"/>
+        </w:rPr>
         <w:t>Command +</w:t>
       </w:r>
       <w:r>
@@ -2899,7 +3187,14 @@
         <w:rPr>
           <w:lang w:val="en-US"/>
         </w:rPr>
-        <w:t xml:space="preserve">to move to the previous or next </w:t>
+        <w:t xml:space="preserve">to move to the previous or </w:t>
+      </w:r>
+      <w:r>
+        <w:rPr>
+          <w:lang w:val="en-US"/>
+        </w:rPr>
+        <w:lastRenderedPageBreak/>
+        <w:t xml:space="preserve">next </w:t>
       </w:r>
       <w:r>
         <w:rPr>
@@ -3241,7 +3536,6 @@
         <w:rPr>
           <w:lang w:val="en-US"/>
         </w:rPr>
-        <w:lastRenderedPageBreak/>
         <w:t>To renumber the footnote</w:t>
       </w:r>
       <w:r>
@@ -4229,6 +4523,7 @@
         <w:rPr>
           <w:lang w:val="en-US"/>
         </w:rPr>
+        <w:lastRenderedPageBreak/>
         <w:t>Titles</w:t>
       </w:r>
     </w:p>
@@ -4353,25 +4648,1141 @@
         <w:pStyle w:val="Titolo1"/>
       </w:pPr>
       <w:r>
+        <w:t xml:space="preserve">Menu </w:t>
+      </w:r>
+      <w:r>
+        <w:t>items</w:t>
+      </w:r>
+    </w:p>
+    <w:p>
+      <w:pPr>
+        <w:pStyle w:val="Corpotesto"/>
+        <w:rPr>
+          <w:lang w:val="en-US"/>
+        </w:rPr>
+      </w:pPr>
+      <w:r>
+        <w:rPr>
+          <w:lang w:val="en-US"/>
+        </w:rPr>
+        <w:t>The functions related to the menu items are summarized here. Note that pop-up menus, displayed with a right-click, are available on some grids, and replicates some of the items of the main menus.</w:t>
+      </w:r>
+    </w:p>
+    <w:p>
+      <w:pPr>
+        <w:pStyle w:val="Titolo2"/>
+        <w:rPr>
+          <w:lang w:val="en-US"/>
+        </w:rPr>
+      </w:pPr>
+      <w:r>
+        <w:rPr>
+          <w:lang w:val="en-US"/>
+        </w:rPr>
+        <w:t>File menu</w:t>
+      </w:r>
+    </w:p>
+    <w:p>
+      <w:pPr>
+        <w:pStyle w:val="Corpotesto"/>
+        <w:rPr>
+          <w:lang w:val="en-US"/>
+        </w:rPr>
+      </w:pPr>
+      <w:r>
+        <w:rPr>
+          <w:i/>
+          <w:iCs/>
+          <w:lang w:val="en-US"/>
+        </w:rPr>
+        <w:t>Save</w:t>
+      </w:r>
+      <w:r>
+        <w:rPr>
+          <w:lang w:val="en-US"/>
+        </w:rPr>
+        <w:t>: save all data in the database.</w:t>
+      </w:r>
+    </w:p>
+    <w:p>
+      <w:pPr>
+        <w:pStyle w:val="Corpotesto"/>
+        <w:rPr>
+          <w:lang w:val="en-US"/>
+        </w:rPr>
+      </w:pPr>
+      <w:r>
+        <w:rPr>
+          <w:i/>
+          <w:iCs/>
+          <w:lang w:val="en-US"/>
+        </w:rPr>
+        <w:t>Undo changes</w:t>
+      </w:r>
+      <w:r>
+        <w:rPr>
+          <w:lang w:val="en-US"/>
+        </w:rPr>
+        <w:t>: undo any change made to the data and recover the last saved version.</w:t>
+      </w:r>
+    </w:p>
+    <w:p>
+      <w:pPr>
+        <w:pStyle w:val="Corpotesto"/>
+        <w:rPr>
+          <w:lang w:val="en-US"/>
+        </w:rPr>
+      </w:pPr>
+      <w:r>
+        <w:rPr>
+          <w:i/>
+          <w:iCs/>
+          <w:lang w:val="en-US"/>
+        </w:rPr>
+        <w:t>Refresh</w:t>
+      </w:r>
+      <w:r>
+        <w:rPr>
+          <w:lang w:val="en-US"/>
+        </w:rPr>
+        <w:t>: update the database data, to view the changes made by other users in a local network.</w:t>
+      </w:r>
+    </w:p>
+    <w:p>
+      <w:pPr>
+        <w:pStyle w:val="Corpotesto"/>
+        <w:rPr>
+          <w:lang w:val="en-US"/>
+        </w:rPr>
+      </w:pPr>
+      <w:r>
+        <w:rPr>
+          <w:i/>
+          <w:iCs/>
+          <w:lang w:val="en-US"/>
+        </w:rPr>
+        <w:t>Export notes of current section</w:t>
+      </w:r>
+      <w:r>
+        <w:rPr>
+          <w:lang w:val="en-US"/>
+        </w:rPr>
+        <w:t xml:space="preserve">: create a text file containing the data of the notes of the current section, of the related tasks, </w:t>
+      </w:r>
+      <w:proofErr w:type="gramStart"/>
+      <w:r>
+        <w:rPr>
+          <w:lang w:val="en-US"/>
+        </w:rPr>
+        <w:t>tags</w:t>
+      </w:r>
+      <w:proofErr w:type="gramEnd"/>
+      <w:r>
+        <w:rPr>
+          <w:lang w:val="en-US"/>
+        </w:rPr>
+        <w:t xml:space="preserve"> and attachments; these attachments, if present, are saved in a folder with the same name of the file.</w:t>
+      </w:r>
+    </w:p>
+    <w:p>
+      <w:pPr>
+        <w:pStyle w:val="Corpotesto"/>
+        <w:rPr>
+          <w:lang w:val="en-US"/>
+        </w:rPr>
+      </w:pPr>
+      <w:r>
+        <w:rPr>
+          <w:i/>
+          <w:iCs/>
+          <w:lang w:val="en-US"/>
+        </w:rPr>
+        <w:t>Import notes in current section</w:t>
+      </w:r>
+      <w:r>
+        <w:rPr>
+          <w:lang w:val="en-US"/>
+        </w:rPr>
+        <w:t xml:space="preserve">: import a file created with the previous functionality, containing notes with the related tasks, </w:t>
+      </w:r>
+      <w:proofErr w:type="gramStart"/>
+      <w:r>
+        <w:rPr>
+          <w:lang w:val="en-US"/>
+        </w:rPr>
+        <w:t>tags</w:t>
+      </w:r>
+      <w:proofErr w:type="gramEnd"/>
+      <w:r>
+        <w:rPr>
+          <w:lang w:val="en-US"/>
+        </w:rPr>
+        <w:t xml:space="preserve"> and attachments, into the current section.</w:t>
+      </w:r>
+    </w:p>
+    <w:p>
+      <w:pPr>
+        <w:pStyle w:val="Corpotesto"/>
+        <w:rPr>
+          <w:lang w:val="en-US"/>
+        </w:rPr>
+      </w:pPr>
+      <w:r>
+        <w:rPr>
+          <w:i/>
+          <w:iCs/>
+          <w:lang w:val="en-US"/>
+        </w:rPr>
+        <w:t>Close database</w:t>
+      </w:r>
+      <w:r>
+        <w:rPr>
+          <w:lang w:val="en-US"/>
+        </w:rPr>
+        <w:t>: close the database and return to login.</w:t>
+      </w:r>
+    </w:p>
+    <w:p>
+      <w:pPr>
+        <w:pStyle w:val="Corpotesto"/>
+        <w:rPr>
+          <w:lang w:val="en-US"/>
+        </w:rPr>
+      </w:pPr>
+      <w:r>
+        <w:rPr>
+          <w:i/>
+          <w:iCs/>
+          <w:lang w:val="en-US"/>
+        </w:rPr>
+        <w:t>Quit</w:t>
+      </w:r>
+      <w:r>
+        <w:rPr>
+          <w:lang w:val="en-US"/>
+        </w:rPr>
+        <w:t xml:space="preserve">: exit </w:t>
+      </w:r>
+      <w:r>
+        <w:rPr>
+          <w:lang w:val="en-US"/>
+        </w:rPr>
+        <w:t>pgNotex</w:t>
+      </w:r>
+      <w:r>
+        <w:rPr>
+          <w:lang w:val="en-US"/>
+        </w:rPr>
+        <w:t>.</w:t>
+      </w:r>
+    </w:p>
+    <w:p>
+      <w:pPr>
+        <w:pStyle w:val="Titolo2"/>
+        <w:rPr>
+          <w:lang w:val="en-US"/>
+        </w:rPr>
+      </w:pPr>
+      <w:r>
+        <w:rPr>
+          <w:lang w:val="en-US"/>
+        </w:rPr>
+        <w:t xml:space="preserve">Edit </w:t>
+      </w:r>
+      <w:proofErr w:type="gramStart"/>
+      <w:r>
+        <w:rPr>
+          <w:lang w:val="en-US"/>
+        </w:rPr>
+        <w:t>menu</w:t>
+      </w:r>
+      <w:proofErr w:type="gramEnd"/>
+    </w:p>
+    <w:p>
+      <w:pPr>
+        <w:pStyle w:val="Corpotesto"/>
+        <w:rPr>
+          <w:i/>
+          <w:iCs/>
+          <w:lang w:val="en-US"/>
+        </w:rPr>
+      </w:pPr>
+      <w:r>
+        <w:rPr>
+          <w:i/>
+          <w:iCs/>
+          <w:lang w:val="en-US"/>
+        </w:rPr>
+        <w:t>Cut</w:t>
+      </w:r>
+      <w:r>
+        <w:rPr>
+          <w:lang w:val="en-US"/>
+        </w:rPr>
+        <w:t>: cut the selected in text in the clip</w:t>
+      </w:r>
+      <w:r>
+        <w:rPr>
+          <w:lang w:val="en-US"/>
+        </w:rPr>
+        <w:t>board.</w:t>
+      </w:r>
+    </w:p>
+    <w:p>
+      <w:pPr>
+        <w:pStyle w:val="Corpotesto"/>
+        <w:rPr>
+          <w:lang w:val="en-US"/>
+        </w:rPr>
+      </w:pPr>
+      <w:r>
+        <w:rPr>
+          <w:i/>
+          <w:iCs/>
+          <w:lang w:val="en-US"/>
+        </w:rPr>
+        <w:t>Copy</w:t>
+      </w:r>
+      <w:r>
+        <w:rPr>
+          <w:lang w:val="en-US"/>
+        </w:rPr>
+        <w:t>: copy</w:t>
+      </w:r>
+      <w:r>
+        <w:rPr>
+          <w:lang w:val="en-US"/>
+        </w:rPr>
+        <w:t xml:space="preserve"> the selected text in the clipboard.</w:t>
+      </w:r>
+    </w:p>
+    <w:p>
+      <w:pPr>
+        <w:pStyle w:val="Corpotesto"/>
+        <w:rPr>
+          <w:i/>
+          <w:iCs/>
+          <w:lang w:val="en-US"/>
+        </w:rPr>
+      </w:pPr>
+      <w:r>
+        <w:rPr>
+          <w:i/>
+          <w:iCs/>
+          <w:lang w:val="en-US"/>
+        </w:rPr>
+        <w:t>Paste</w:t>
+      </w:r>
+      <w:r>
+        <w:rPr>
+          <w:lang w:val="en-US"/>
+        </w:rPr>
+        <w:t xml:space="preserve">: paste the text </w:t>
+      </w:r>
+      <w:r>
+        <w:rPr>
+          <w:lang w:val="en-US"/>
+        </w:rPr>
+        <w:t xml:space="preserve">contained in the </w:t>
+      </w:r>
+      <w:r>
+        <w:rPr>
+          <w:lang w:val="en-US"/>
+        </w:rPr>
+        <w:t>clipboard.</w:t>
+      </w:r>
+    </w:p>
+    <w:p>
+      <w:pPr>
+        <w:pStyle w:val="Corpotesto"/>
+        <w:rPr>
+          <w:i/>
+          <w:iCs/>
+          <w:lang w:val="en-US"/>
+        </w:rPr>
+      </w:pPr>
+      <w:r>
+        <w:rPr>
+          <w:i/>
+          <w:iCs/>
+          <w:lang w:val="en-US"/>
+        </w:rPr>
+        <w:t>Select all</w:t>
+      </w:r>
+      <w:r>
+        <w:rPr>
+          <w:lang w:val="en-US"/>
+        </w:rPr>
+        <w:t>: select all the text of the current</w:t>
+      </w:r>
+      <w:r>
+        <w:rPr>
+          <w:lang w:val="en-US"/>
+        </w:rPr>
+        <w:t xml:space="preserve"> note.</w:t>
+      </w:r>
+    </w:p>
+    <w:p>
+      <w:pPr>
+        <w:pStyle w:val="Corpotesto"/>
+        <w:rPr>
+          <w:lang w:val="en-US"/>
+        </w:rPr>
+      </w:pPr>
+      <w:r>
+        <w:rPr>
+          <w:i/>
+          <w:iCs/>
+          <w:lang w:val="en-US"/>
+        </w:rPr>
+        <w:t>Update text and titles</w:t>
+      </w:r>
+      <w:r>
+        <w:rPr>
+          <w:lang w:val="en-US"/>
+        </w:rPr>
+        <w:t xml:space="preserve">: </w:t>
+      </w:r>
+      <w:r>
+        <w:rPr>
+          <w:lang w:val="en-US"/>
+        </w:rPr>
+        <w:t xml:space="preserve">compile </w:t>
+      </w:r>
+      <w:r>
+        <w:rPr>
+          <w:lang w:val="en-US"/>
+        </w:rPr>
+        <w:t xml:space="preserve">the </w:t>
+      </w:r>
+      <w:r>
+        <w:rPr>
+          <w:lang w:val="en-US"/>
+        </w:rPr>
+        <w:t>list of the titles</w:t>
+      </w:r>
+      <w:r>
+        <w:rPr>
+          <w:lang w:val="en-US"/>
+        </w:rPr>
+        <w:t xml:space="preserve"> and format them in the text of the current note.</w:t>
+      </w:r>
+    </w:p>
+    <w:p>
+      <w:pPr>
+        <w:pStyle w:val="Corpotesto"/>
+        <w:rPr>
+          <w:i/>
+          <w:iCs/>
+          <w:lang w:val="en-US"/>
+        </w:rPr>
+      </w:pPr>
+      <w:r>
+        <w:rPr>
+          <w:i/>
+          <w:iCs/>
+          <w:lang w:val="en-US"/>
+        </w:rPr>
+        <w:t>Reorder</w:t>
+      </w:r>
+      <w:r>
+        <w:rPr>
+          <w:i/>
+          <w:iCs/>
+          <w:lang w:val="en-US"/>
+        </w:rPr>
+        <w:t xml:space="preserve"> text</w:t>
+      </w:r>
+      <w:r>
+        <w:rPr>
+          <w:lang w:val="en-US"/>
+        </w:rPr>
+        <w:t xml:space="preserve">: delete </w:t>
+      </w:r>
+      <w:r>
+        <w:rPr>
+          <w:lang w:val="en-US"/>
+        </w:rPr>
+        <w:t xml:space="preserve">all </w:t>
+      </w:r>
+      <w:r>
+        <w:rPr>
+          <w:lang w:val="en-US"/>
+        </w:rPr>
+        <w:t>possible characters</w:t>
+      </w:r>
+      <w:r>
+        <w:rPr>
+          <w:lang w:val="en-US"/>
+        </w:rPr>
+        <w:t xml:space="preserve"> in the text of the current note which prevents its proper formatting, reorder the numbering of the footnotes and of the numeric lists, compile the list of the titles and format them.</w:t>
+      </w:r>
+    </w:p>
+    <w:p>
+      <w:pPr>
+        <w:pStyle w:val="Corpotesto"/>
+        <w:rPr>
+          <w:lang w:val="en-US"/>
+        </w:rPr>
+      </w:pPr>
+      <w:r>
+        <w:rPr>
+          <w:i/>
+          <w:iCs/>
+          <w:lang w:val="en-US"/>
+        </w:rPr>
+        <w:t>Encode selected link</w:t>
+      </w:r>
+      <w:r>
+        <w:rPr>
+          <w:lang w:val="en-US"/>
+        </w:rPr>
+        <w:t>: if a link is selected, encode the “(</w:t>
+      </w:r>
+      <w:r>
+        <w:rPr>
+          <w:lang w:val="en-US"/>
+        </w:rPr>
+        <w:t>”</w:t>
+      </w:r>
+      <w:r>
+        <w:rPr>
+          <w:lang w:val="en-US"/>
+        </w:rPr>
+        <w:t xml:space="preserve"> </w:t>
+      </w:r>
+      <w:r>
+        <w:rPr>
+          <w:lang w:val="en-US"/>
+        </w:rPr>
+        <w:t>character</w:t>
+      </w:r>
+      <w:r>
+        <w:rPr>
+          <w:lang w:val="en-US"/>
+        </w:rPr>
+        <w:t>s</w:t>
+      </w:r>
+      <w:r>
+        <w:rPr>
+          <w:lang w:val="en-US"/>
+        </w:rPr>
+        <w:t xml:space="preserve"> </w:t>
+      </w:r>
+      <w:r>
+        <w:rPr>
+          <w:lang w:val="en-US"/>
+        </w:rPr>
+        <w:t>with %28</w:t>
+      </w:r>
+      <w:r>
+        <w:rPr>
+          <w:lang w:val="en-US"/>
+        </w:rPr>
+        <w:t>,</w:t>
+      </w:r>
+      <w:r>
+        <w:rPr>
+          <w:lang w:val="en-US"/>
+        </w:rPr>
+        <w:t xml:space="preserve"> the “)” </w:t>
+      </w:r>
+      <w:r>
+        <w:rPr>
+          <w:lang w:val="en-US"/>
+        </w:rPr>
+        <w:t>character</w:t>
+      </w:r>
+      <w:r>
+        <w:rPr>
+          <w:lang w:val="en-US"/>
+        </w:rPr>
+        <w:t>s</w:t>
+      </w:r>
+      <w:r>
+        <w:rPr>
+          <w:lang w:val="en-US"/>
+        </w:rPr>
+        <w:t xml:space="preserve"> </w:t>
+      </w:r>
+      <w:r>
+        <w:rPr>
+          <w:lang w:val="en-US"/>
+        </w:rPr>
+        <w:t>with %29</w:t>
+      </w:r>
+      <w:r>
+        <w:rPr>
+          <w:lang w:val="en-US"/>
+        </w:rPr>
+        <w:t xml:space="preserve"> and the space character</w:t>
+      </w:r>
+      <w:r>
+        <w:rPr>
+          <w:lang w:val="en-US"/>
+        </w:rPr>
+        <w:t>s</w:t>
+      </w:r>
+      <w:r>
+        <w:rPr>
+          <w:lang w:val="en-US"/>
+        </w:rPr>
+        <w:t xml:space="preserve"> with %20</w:t>
+      </w:r>
+      <w:r>
+        <w:rPr>
+          <w:lang w:val="en-US"/>
+        </w:rPr>
+        <w:t xml:space="preserve">, so </w:t>
+      </w:r>
+      <w:r>
+        <w:rPr>
+          <w:lang w:val="en-US"/>
+        </w:rPr>
+        <w:t xml:space="preserve">that the brackets are </w:t>
+      </w:r>
+      <w:r>
+        <w:rPr>
+          <w:lang w:val="en-US"/>
+        </w:rPr>
+        <w:t>not confused with</w:t>
+      </w:r>
+      <w:r>
+        <w:rPr>
+          <w:lang w:val="en-US"/>
+        </w:rPr>
+        <w:t xml:space="preserve"> </w:t>
+      </w:r>
+      <w:r>
+        <w:rPr>
+          <w:lang w:val="en-US"/>
+        </w:rPr>
+        <w:t>th</w:t>
+      </w:r>
+      <w:r>
+        <w:rPr>
+          <w:lang w:val="en-US"/>
+        </w:rPr>
+        <w:t>e</w:t>
+      </w:r>
+      <w:r>
+        <w:rPr>
+          <w:lang w:val="en-US"/>
+        </w:rPr>
+        <w:t xml:space="preserve"> </w:t>
+      </w:r>
+      <w:r>
+        <w:rPr>
+          <w:lang w:val="en-US"/>
+        </w:rPr>
+        <w:t>Markdown</w:t>
+      </w:r>
+      <w:r>
+        <w:rPr>
+          <w:lang w:val="en-US"/>
+        </w:rPr>
+        <w:t xml:space="preserve"> markers</w:t>
+      </w:r>
+      <w:r>
+        <w:rPr>
+          <w:lang w:val="en-US"/>
+        </w:rPr>
+        <w:t xml:space="preserve"> and the spaces with the end of the link</w:t>
+      </w:r>
+      <w:r>
+        <w:rPr>
+          <w:lang w:val="en-US"/>
+        </w:rPr>
+        <w:t xml:space="preserve">. </w:t>
+      </w:r>
+    </w:p>
+    <w:p>
+      <w:pPr>
+        <w:pStyle w:val="Corpotesto"/>
+        <w:rPr>
+          <w:lang w:val="en-US"/>
+        </w:rPr>
+      </w:pPr>
+      <w:r>
+        <w:rPr>
+          <w:i/>
+          <w:iCs/>
+          <w:lang w:val="en-US"/>
+        </w:rPr>
+        <w:t>Preview picture</w:t>
+      </w:r>
+      <w:r>
+        <w:rPr>
+          <w:lang w:val="en-US"/>
+        </w:rPr>
+        <w:t xml:space="preserve">: when the cursor is inside a link to a picture whose file is attached, show the </w:t>
+      </w:r>
+      <w:r>
+        <w:rPr>
+          <w:lang w:val="en-US"/>
+        </w:rPr>
+        <w:t xml:space="preserve">preview of the </w:t>
+      </w:r>
+      <w:r>
+        <w:rPr>
+          <w:lang w:val="en-US"/>
+        </w:rPr>
+        <w:t xml:space="preserve">picture </w:t>
+      </w:r>
+      <w:r>
+        <w:rPr>
+          <w:lang w:val="en-US"/>
+        </w:rPr>
+        <w:t>in a popup box</w:t>
+      </w:r>
+      <w:r>
+        <w:rPr>
+          <w:lang w:val="en-US"/>
+        </w:rPr>
+        <w:t xml:space="preserve">; this </w:t>
+      </w:r>
+      <w:r>
+        <w:rPr>
+          <w:lang w:val="en-US"/>
+        </w:rPr>
+        <w:t xml:space="preserve">box </w:t>
+      </w:r>
+      <w:r>
+        <w:rPr>
+          <w:lang w:val="en-US"/>
+        </w:rPr>
+        <w:t xml:space="preserve">is close automatically after </w:t>
+      </w:r>
+      <w:r>
+        <w:rPr>
+          <w:lang w:val="en-US"/>
+        </w:rPr>
+        <w:t>2</w:t>
+      </w:r>
+      <w:r>
+        <w:rPr>
+          <w:lang w:val="en-US"/>
+        </w:rPr>
+        <w:t xml:space="preserve"> seconds, or pressing </w:t>
+      </w:r>
+      <w:r>
+        <w:rPr>
+          <w:i/>
+          <w:iCs/>
+          <w:lang w:val="en-US"/>
+        </w:rPr>
+        <w:t>Es</w:t>
+      </w:r>
+      <w:r>
+        <w:rPr>
+          <w:i/>
+          <w:iCs/>
+          <w:lang w:val="en-US"/>
+        </w:rPr>
+        <w:t>c</w:t>
+      </w:r>
+      <w:r>
+        <w:rPr>
+          <w:lang w:val="en-US"/>
+        </w:rPr>
+        <w:t>.</w:t>
+      </w:r>
+    </w:p>
+    <w:p>
+      <w:pPr>
+        <w:pStyle w:val="Corpotesto"/>
+        <w:rPr>
+          <w:i/>
+          <w:iCs/>
+          <w:lang w:val="en-US"/>
+        </w:rPr>
+      </w:pPr>
+      <w:r>
+        <w:rPr>
+          <w:i/>
+          <w:iCs/>
+          <w:lang w:val="en-US"/>
+        </w:rPr>
+        <w:t xml:space="preserve">Open with </w:t>
+      </w:r>
+      <w:proofErr w:type="spellStart"/>
+      <w:r>
+        <w:rPr>
+          <w:i/>
+          <w:iCs/>
+          <w:lang w:val="en-US"/>
+        </w:rPr>
+        <w:t>Pandoc</w:t>
+      </w:r>
+      <w:proofErr w:type="spellEnd"/>
+      <w:r>
+        <w:rPr>
+          <w:i/>
+          <w:iCs/>
+          <w:lang w:val="en-US"/>
+        </w:rPr>
+        <w:t>:</w:t>
+      </w:r>
+      <w:r>
+        <w:rPr>
+          <w:lang w:val="en-US"/>
+        </w:rPr>
+        <w:t xml:space="preserve"> save in the </w:t>
+      </w:r>
+      <w:r>
+        <w:rPr>
+          <w:i/>
+          <w:iCs/>
+          <w:lang w:val="en-US"/>
+        </w:rPr>
+        <w:t>Downloads</w:t>
+      </w:r>
+      <w:r>
+        <w:rPr>
+          <w:lang w:val="en-US"/>
+        </w:rPr>
+        <w:t xml:space="preserve"> directory </w:t>
+      </w:r>
+      <w:r>
+        <w:rPr>
+          <w:lang w:val="en-US"/>
+        </w:rPr>
+        <w:t xml:space="preserve">a file containing </w:t>
+      </w:r>
+      <w:r>
+        <w:rPr>
+          <w:lang w:val="en-US"/>
+        </w:rPr>
+        <w:t xml:space="preserve">the text of the current note converted in another format with </w:t>
+      </w:r>
+      <w:proofErr w:type="spellStart"/>
+      <w:r>
+        <w:rPr>
+          <w:lang w:val="en-US"/>
+        </w:rPr>
+        <w:t>Pandoc</w:t>
+      </w:r>
+      <w:proofErr w:type="spellEnd"/>
+      <w:r>
+        <w:rPr>
+          <w:lang w:val="en-US"/>
+        </w:rPr>
+        <w:t>.</w:t>
+      </w:r>
+      <w:r>
+        <w:rPr>
+          <w:lang w:val="en-US"/>
+        </w:rPr>
+        <w:t xml:space="preserve"> </w:t>
+      </w:r>
+      <w:r>
+        <w:rPr>
+          <w:lang w:val="en-US"/>
+        </w:rPr>
+        <w:t xml:space="preserve">The format could be </w:t>
+      </w:r>
+      <w:r>
+        <w:rPr>
+          <w:lang w:val="en-US"/>
+        </w:rPr>
+        <w:t>defined</w:t>
+      </w:r>
+      <w:r>
+        <w:rPr>
+          <w:lang w:val="en-US"/>
+        </w:rPr>
+        <w:t xml:space="preserve"> in the option</w:t>
+      </w:r>
+      <w:r>
+        <w:rPr>
+          <w:lang w:val="en-US"/>
+        </w:rPr>
+        <w:t>s</w:t>
+      </w:r>
+      <w:r>
+        <w:rPr>
+          <w:lang w:val="en-US"/>
+        </w:rPr>
+        <w:t xml:space="preserve"> of the software</w:t>
+      </w:r>
+      <w:r>
+        <w:rPr>
+          <w:lang w:val="en-US"/>
+        </w:rPr>
+        <w:t xml:space="preserve"> (see below)</w:t>
+      </w:r>
+      <w:r>
+        <w:rPr>
+          <w:lang w:val="en-US"/>
+        </w:rPr>
+        <w:t>.</w:t>
+      </w:r>
+    </w:p>
+    <w:p>
+      <w:pPr>
+        <w:pStyle w:val="Corpotesto"/>
+        <w:rPr>
+          <w:lang w:val="en-US"/>
+        </w:rPr>
+      </w:pPr>
+      <w:r>
+        <w:rPr>
+          <w:i/>
+          <w:iCs/>
+          <w:lang w:val="en-US"/>
+        </w:rPr>
+        <w:t>Show bookmarks</w:t>
+      </w:r>
+      <w:r>
+        <w:rPr>
+          <w:lang w:val="en-US"/>
+        </w:rPr>
+        <w:t>: show the form for managing bookmarks (see above).</w:t>
+      </w:r>
+    </w:p>
+    <w:p>
+      <w:pPr>
+        <w:pStyle w:val="Titolo2"/>
+        <w:rPr>
+          <w:lang w:val="en-US"/>
+        </w:rPr>
+      </w:pPr>
+      <w:r>
+        <w:rPr>
+          <w:lang w:val="en-US"/>
+        </w:rPr>
+        <w:t>Notebooks menu</w:t>
+      </w:r>
+    </w:p>
+    <w:p>
+      <w:pPr>
+        <w:pStyle w:val="Corpotesto"/>
+        <w:rPr>
+          <w:lang w:val="en-US"/>
+        </w:rPr>
+      </w:pPr>
+      <w:r>
+        <w:rPr>
+          <w:i/>
+          <w:iCs/>
+          <w:lang w:val="en-US"/>
+        </w:rPr>
+        <w:t>New</w:t>
+      </w:r>
+      <w:r>
+        <w:rPr>
+          <w:lang w:val="en-US"/>
+        </w:rPr>
+        <w:t>: create a new notebook and open the details form to type its title and any comment.</w:t>
+      </w:r>
+    </w:p>
+    <w:p>
+      <w:pPr>
+        <w:pStyle w:val="Corpotesto"/>
+        <w:rPr>
+          <w:lang w:val="en-US"/>
+        </w:rPr>
+      </w:pPr>
+      <w:r>
+        <w:rPr>
+          <w:i/>
+          <w:iCs/>
+          <w:lang w:val="en-US"/>
+        </w:rPr>
+        <w:t>Delete</w:t>
+      </w:r>
+      <w:r>
+        <w:rPr>
+          <w:lang w:val="en-US"/>
+        </w:rPr>
+        <w:t>: delete the current notebook, with all the sections and notes related to it.</w:t>
+      </w:r>
+    </w:p>
+    <w:p>
+      <w:pPr>
+        <w:pStyle w:val="Corpotesto"/>
+        <w:rPr>
+          <w:lang w:val="en-US"/>
+        </w:rPr>
+      </w:pPr>
+      <w:r>
+        <w:rPr>
+          <w:i/>
+          <w:iCs/>
+          <w:lang w:val="en-US"/>
+        </w:rPr>
+        <w:t xml:space="preserve">Sort </w:t>
+      </w:r>
+      <w:proofErr w:type="gramStart"/>
+      <w:r>
+        <w:rPr>
+          <w:i/>
+          <w:iCs/>
+          <w:lang w:val="en-US"/>
+        </w:rPr>
+        <w:t>by</w:t>
+      </w:r>
+      <w:r>
+        <w:rPr>
+          <w:lang w:val="en-US"/>
+        </w:rPr>
+        <w:t>:</w:t>
+      </w:r>
+      <w:proofErr w:type="gramEnd"/>
+      <w:r>
+        <w:rPr>
+          <w:lang w:val="en-US"/>
+        </w:rPr>
+        <w:t xml:space="preserve"> sort the notebooks as set by the user (</w:t>
+      </w:r>
+      <w:r>
+        <w:rPr>
+          <w:i/>
+          <w:iCs/>
+          <w:lang w:val="en-US"/>
+        </w:rPr>
+        <w:t>Custom</w:t>
+      </w:r>
+      <w:r>
+        <w:rPr>
+          <w:lang w:val="en-US"/>
+        </w:rPr>
+        <w:t xml:space="preserve"> item) or by title (</w:t>
+      </w:r>
+      <w:r>
+        <w:rPr>
+          <w:i/>
+          <w:iCs/>
+          <w:lang w:val="en-US"/>
+        </w:rPr>
+        <w:t>Title</w:t>
+      </w:r>
+      <w:r>
+        <w:rPr>
+          <w:lang w:val="en-US"/>
+        </w:rPr>
+        <w:t xml:space="preserve"> item); the user can </w:t>
+      </w:r>
+      <w:r>
+        <w:rPr>
+          <w:lang w:val="en-US"/>
+        </w:rPr>
+        <w:t>set</w:t>
+      </w:r>
+      <w:r>
+        <w:rPr>
+          <w:lang w:val="en-US"/>
+        </w:rPr>
+        <w:t xml:space="preserve"> the position of a notebook in the notebooks grid with the following menu item.</w:t>
+      </w:r>
+    </w:p>
+    <w:p>
+      <w:pPr>
+        <w:pStyle w:val="Corpotesto"/>
+        <w:rPr>
+          <w:lang w:val="en-US"/>
+        </w:rPr>
+      </w:pPr>
+      <w:r>
+        <w:rPr>
+          <w:i/>
+          <w:iCs/>
+          <w:lang w:val="en-US"/>
+        </w:rPr>
         <w:lastRenderedPageBreak/>
-        <w:t xml:space="preserve">Menu </w:t>
-      </w:r>
-      <w:r>
-        <w:t>items</w:t>
-      </w:r>
-    </w:p>
-    <w:p>
-      <w:pPr>
-        <w:pStyle w:val="Corpotesto"/>
-        <w:rPr>
-          <w:lang w:val="en-US"/>
-        </w:rPr>
-      </w:pPr>
-      <w:r>
-        <w:rPr>
-          <w:lang w:val="en-US"/>
-        </w:rPr>
-        <w:t>The functions related to the menu items are summarized here. Note that pop-up menus, displayed with a right-click, are available on some grids, and replicates some of the items of the main menus.</w:t>
+        <w:t>Move</w:t>
+      </w:r>
+      <w:r>
+        <w:rPr>
+          <w:lang w:val="en-US"/>
+        </w:rPr>
+        <w:t>: move the current notebook up (</w:t>
+      </w:r>
+      <w:r>
+        <w:rPr>
+          <w:i/>
+          <w:iCs/>
+          <w:lang w:val="en-US"/>
+        </w:rPr>
+        <w:t>Up</w:t>
+      </w:r>
+      <w:r>
+        <w:rPr>
+          <w:lang w:val="en-US"/>
+        </w:rPr>
+        <w:t xml:space="preserve"> item) or down (</w:t>
+      </w:r>
+      <w:r>
+        <w:rPr>
+          <w:i/>
+          <w:iCs/>
+          <w:lang w:val="en-US"/>
+        </w:rPr>
+        <w:t>Down</w:t>
+      </w:r>
+      <w:r>
+        <w:rPr>
+          <w:lang w:val="en-US"/>
+        </w:rPr>
+        <w:t xml:space="preserve"> item) in the notebook grid.</w:t>
+      </w:r>
+    </w:p>
+    <w:p>
+      <w:pPr>
+        <w:pStyle w:val="Corpotesto"/>
+        <w:rPr>
+          <w:lang w:val="en-US"/>
+        </w:rPr>
+      </w:pPr>
+      <w:r>
+        <w:rPr>
+          <w:i/>
+          <w:iCs/>
+          <w:lang w:val="en-US"/>
+        </w:rPr>
+        <w:t>Details</w:t>
+      </w:r>
+      <w:r>
+        <w:rPr>
+          <w:lang w:val="en-US"/>
+        </w:rPr>
+        <w:t xml:space="preserve">: open the details form with the data of the current notebook, containing its ID, its </w:t>
+      </w:r>
+      <w:proofErr w:type="gramStart"/>
+      <w:r>
+        <w:rPr>
+          <w:lang w:val="en-US"/>
+        </w:rPr>
+        <w:t>title</w:t>
+      </w:r>
+      <w:proofErr w:type="gramEnd"/>
+      <w:r>
+        <w:rPr>
+          <w:lang w:val="en-US"/>
+        </w:rPr>
+        <w:t xml:space="preserve"> and some notes.</w:t>
+      </w:r>
+    </w:p>
+    <w:p>
+      <w:pPr>
+        <w:pStyle w:val="Corpotesto"/>
+        <w:rPr>
+          <w:lang w:val="en-US"/>
+        </w:rPr>
+      </w:pPr>
+      <w:r>
+        <w:rPr>
+          <w:i/>
+          <w:iCs/>
+          <w:lang w:val="en-US"/>
+        </w:rPr>
+        <w:t>Copy ID</w:t>
+      </w:r>
+      <w:r>
+        <w:rPr>
+          <w:lang w:val="en-US"/>
+        </w:rPr>
+        <w:t>: copy the ID of the current notebook in the clipboard.</w:t>
       </w:r>
     </w:p>
     <w:p>
@@ -4385,99 +5796,363 @@
         <w:rPr>
           <w:lang w:val="en-US"/>
         </w:rPr>
-        <w:t>File menu</w:t>
-      </w:r>
-    </w:p>
-    <w:p>
-      <w:pPr>
-        <w:pStyle w:val="Corpotesto"/>
-        <w:rPr>
-          <w:lang w:val="en-US"/>
-        </w:rPr>
-      </w:pPr>
-      <w:r>
-        <w:rPr>
-          <w:i/>
-          <w:iCs/>
-          <w:lang w:val="en-US"/>
-        </w:rPr>
-        <w:t>Save</w:t>
-      </w:r>
-      <w:r>
-        <w:rPr>
-          <w:lang w:val="en-US"/>
-        </w:rPr>
-        <w:t>: save all data in the database.</w:t>
-      </w:r>
-    </w:p>
-    <w:p>
-      <w:pPr>
-        <w:pStyle w:val="Corpotesto"/>
-        <w:rPr>
-          <w:lang w:val="en-US"/>
-        </w:rPr>
-      </w:pPr>
-      <w:r>
-        <w:rPr>
-          <w:i/>
-          <w:iCs/>
-          <w:lang w:val="en-US"/>
-        </w:rPr>
-        <w:t>Undo changes</w:t>
-      </w:r>
-      <w:r>
-        <w:rPr>
-          <w:lang w:val="en-US"/>
-        </w:rPr>
-        <w:t>: undo any change made to the data and recover the last saved version.</w:t>
-      </w:r>
-    </w:p>
-    <w:p>
-      <w:pPr>
-        <w:pStyle w:val="Corpotesto"/>
-        <w:rPr>
-          <w:lang w:val="en-US"/>
-        </w:rPr>
-      </w:pPr>
-      <w:r>
-        <w:rPr>
-          <w:i/>
-          <w:iCs/>
-          <w:lang w:val="en-US"/>
-        </w:rPr>
-        <w:t>Refresh</w:t>
-      </w:r>
-      <w:r>
-        <w:rPr>
-          <w:lang w:val="en-US"/>
-        </w:rPr>
-        <w:t>: update the database data, to view the changes made by other users in a local network.</w:t>
-      </w:r>
-    </w:p>
-    <w:p>
-      <w:pPr>
-        <w:pStyle w:val="Corpotesto"/>
-        <w:rPr>
-          <w:lang w:val="en-US"/>
-        </w:rPr>
-      </w:pPr>
-      <w:r>
-        <w:rPr>
-          <w:i/>
-          <w:iCs/>
-          <w:lang w:val="en-US"/>
-        </w:rPr>
-        <w:t>Export notes of current section</w:t>
-      </w:r>
-      <w:r>
-        <w:rPr>
-          <w:lang w:val="en-US"/>
-        </w:rPr>
-        <w:t xml:space="preserve">: create a text file containing the data of the notes of the current section, of the related tasks, </w:t>
+        <w:t>Sections menu</w:t>
+      </w:r>
+    </w:p>
+    <w:p>
+      <w:pPr>
+        <w:pStyle w:val="Corpotesto"/>
+        <w:rPr>
+          <w:lang w:val="en-US"/>
+        </w:rPr>
+      </w:pPr>
+      <w:r>
+        <w:rPr>
+          <w:i/>
+          <w:iCs/>
+          <w:lang w:val="en-US"/>
+        </w:rPr>
+        <w:t>New</w:t>
+      </w:r>
+      <w:r>
+        <w:rPr>
+          <w:lang w:val="en-US"/>
+        </w:rPr>
+        <w:t>: create a new section and open the details form to type its title and any comment.</w:t>
+      </w:r>
+    </w:p>
+    <w:p>
+      <w:pPr>
+        <w:pStyle w:val="Corpotesto"/>
+        <w:rPr>
+          <w:lang w:val="en-US"/>
+        </w:rPr>
+      </w:pPr>
+      <w:r>
+        <w:rPr>
+          <w:lang w:val="en-US"/>
+        </w:rPr>
+        <w:t>Delete: delete the current section, with all the notes related to it.</w:t>
+      </w:r>
+    </w:p>
+    <w:p>
+      <w:pPr>
+        <w:pStyle w:val="Corpotesto"/>
+        <w:rPr>
+          <w:lang w:val="en-US"/>
+        </w:rPr>
+      </w:pPr>
+      <w:r>
+        <w:rPr>
+          <w:i/>
+          <w:iCs/>
+          <w:lang w:val="en-US"/>
+        </w:rPr>
+        <w:t xml:space="preserve">Sort </w:t>
       </w:r>
       <w:proofErr w:type="gramStart"/>
       <w:r>
         <w:rPr>
+          <w:i/>
+          <w:iCs/>
+          <w:lang w:val="en-US"/>
+        </w:rPr>
+        <w:t>by</w:t>
+      </w:r>
+      <w:r>
+        <w:rPr>
+          <w:lang w:val="en-US"/>
+        </w:rPr>
+        <w:t>:</w:t>
+      </w:r>
+      <w:proofErr w:type="gramEnd"/>
+      <w:r>
+        <w:rPr>
+          <w:lang w:val="en-US"/>
+        </w:rPr>
+        <w:t xml:space="preserve"> sort the sections as set by the user (</w:t>
+      </w:r>
+      <w:r>
+        <w:rPr>
+          <w:i/>
+          <w:iCs/>
+          <w:lang w:val="en-US"/>
+        </w:rPr>
+        <w:t>Custom</w:t>
+      </w:r>
+      <w:r>
+        <w:rPr>
+          <w:lang w:val="en-US"/>
+        </w:rPr>
+        <w:t xml:space="preserve"> item) or by title (</w:t>
+      </w:r>
+      <w:r>
+        <w:rPr>
+          <w:i/>
+          <w:iCs/>
+          <w:lang w:val="en-US"/>
+        </w:rPr>
+        <w:t>Title</w:t>
+      </w:r>
+      <w:r>
+        <w:rPr>
+          <w:lang w:val="en-US"/>
+        </w:rPr>
+        <w:t xml:space="preserve"> item); the user can </w:t>
+      </w:r>
+      <w:r>
+        <w:rPr>
+          <w:lang w:val="en-US"/>
+        </w:rPr>
+        <w:t>set</w:t>
+      </w:r>
+      <w:r>
+        <w:rPr>
+          <w:lang w:val="en-US"/>
+        </w:rPr>
+        <w:t xml:space="preserve"> the position of a section in the sections grid with the following menu item.</w:t>
+      </w:r>
+    </w:p>
+    <w:p>
+      <w:pPr>
+        <w:pStyle w:val="Corpotesto"/>
+        <w:rPr>
+          <w:lang w:val="en-US"/>
+        </w:rPr>
+      </w:pPr>
+      <w:r>
+        <w:rPr>
+          <w:i/>
+          <w:iCs/>
+          <w:lang w:val="en-US"/>
+        </w:rPr>
+        <w:t>Move</w:t>
+      </w:r>
+      <w:r>
+        <w:rPr>
+          <w:lang w:val="en-US"/>
+        </w:rPr>
+        <w:t>: move the current section up (</w:t>
+      </w:r>
+      <w:r>
+        <w:rPr>
+          <w:i/>
+          <w:iCs/>
+          <w:lang w:val="en-US"/>
+        </w:rPr>
+        <w:t>Up</w:t>
+      </w:r>
+      <w:r>
+        <w:rPr>
+          <w:lang w:val="en-US"/>
+        </w:rPr>
+        <w:t xml:space="preserve"> item) or down (</w:t>
+      </w:r>
+      <w:r>
+        <w:rPr>
+          <w:i/>
+          <w:iCs/>
+          <w:lang w:val="en-US"/>
+        </w:rPr>
+        <w:t>Down</w:t>
+      </w:r>
+      <w:r>
+        <w:rPr>
+          <w:lang w:val="en-US"/>
+        </w:rPr>
+        <w:t xml:space="preserve"> item) in the sections grid.</w:t>
+      </w:r>
+    </w:p>
+    <w:p>
+      <w:pPr>
+        <w:pStyle w:val="Corpotesto"/>
+        <w:rPr>
+          <w:lang w:val="en-US"/>
+        </w:rPr>
+      </w:pPr>
+      <w:r>
+        <w:rPr>
+          <w:i/>
+          <w:iCs/>
+          <w:lang w:val="en-US"/>
+        </w:rPr>
+        <w:t>Details</w:t>
+      </w:r>
+      <w:r>
+        <w:rPr>
+          <w:lang w:val="en-US"/>
+        </w:rPr>
+        <w:t xml:space="preserve">: open the details form with the data of the current section, containing its ID, its </w:t>
+      </w:r>
+      <w:proofErr w:type="gramStart"/>
+      <w:r>
+        <w:rPr>
+          <w:lang w:val="en-US"/>
+        </w:rPr>
+        <w:t>title</w:t>
+      </w:r>
+      <w:proofErr w:type="gramEnd"/>
+      <w:r>
+        <w:rPr>
+          <w:lang w:val="en-US"/>
+        </w:rPr>
+        <w:t xml:space="preserve"> and some notes.</w:t>
+      </w:r>
+    </w:p>
+    <w:p>
+      <w:pPr>
+        <w:pStyle w:val="Corpotesto"/>
+        <w:rPr>
+          <w:lang w:val="en-US"/>
+        </w:rPr>
+      </w:pPr>
+      <w:r>
+        <w:rPr>
+          <w:i/>
+          <w:iCs/>
+          <w:lang w:val="en-US"/>
+        </w:rPr>
+        <w:t>Change notebook</w:t>
+      </w:r>
+      <w:r>
+        <w:rPr>
+          <w:lang w:val="en-US"/>
+        </w:rPr>
+        <w:t xml:space="preserve">: open a form to enter the ID of a notebook </w:t>
+      </w:r>
+      <w:proofErr w:type="gramStart"/>
+      <w:r>
+        <w:rPr>
+          <w:lang w:val="en-US"/>
+        </w:rPr>
+        <w:t>in order to</w:t>
+      </w:r>
+      <w:proofErr w:type="gramEnd"/>
+      <w:r>
+        <w:rPr>
+          <w:lang w:val="en-US"/>
+        </w:rPr>
+        <w:t xml:space="preserve"> move the current section under it; the </w:t>
+      </w:r>
+      <w:r>
+        <w:rPr>
+          <w:i/>
+          <w:iCs/>
+          <w:lang w:val="en-US"/>
+        </w:rPr>
+        <w:t>Paste</w:t>
+      </w:r>
+      <w:r>
+        <w:rPr>
+          <w:lang w:val="en-US"/>
+        </w:rPr>
+        <w:t xml:space="preserve"> button or the shortcut </w:t>
+      </w:r>
+      <w:r>
+        <w:rPr>
+          <w:i/>
+          <w:iCs/>
+          <w:lang w:val="en-US"/>
+        </w:rPr>
+        <w:t>Command +</w:t>
+      </w:r>
+      <w:r>
+        <w:rPr>
+          <w:i/>
+          <w:iCs/>
+          <w:lang w:val="en-US"/>
+        </w:rPr>
+        <w:t xml:space="preserve"> V</w:t>
+      </w:r>
+      <w:r>
+        <w:rPr>
+          <w:lang w:val="en-US"/>
+        </w:rPr>
+        <w:t xml:space="preserve"> allow to paste the ID already copied in the clipboard, and to show the name of the associated notebook in a label.</w:t>
+      </w:r>
+    </w:p>
+    <w:p>
+      <w:pPr>
+        <w:pStyle w:val="Corpotesto"/>
+        <w:rPr>
+          <w:lang w:val="en-US"/>
+        </w:rPr>
+      </w:pPr>
+      <w:r>
+        <w:rPr>
+          <w:i/>
+          <w:iCs/>
+          <w:lang w:val="en-US"/>
+        </w:rPr>
+        <w:t>Copy ID</w:t>
+      </w:r>
+      <w:r>
+        <w:rPr>
+          <w:lang w:val="en-US"/>
+        </w:rPr>
+        <w:t>: copy the ID of the current section.</w:t>
+      </w:r>
+    </w:p>
+    <w:p>
+      <w:pPr>
+        <w:pStyle w:val="Titolo2"/>
+        <w:rPr>
+          <w:lang w:val="en-US"/>
+        </w:rPr>
+      </w:pPr>
+      <w:r>
+        <w:rPr>
+          <w:lang w:val="en-US"/>
+        </w:rPr>
+        <w:t>Notes menu</w:t>
+      </w:r>
+    </w:p>
+    <w:p>
+      <w:pPr>
+        <w:pStyle w:val="Corpotesto"/>
+        <w:rPr>
+          <w:lang w:val="en-US"/>
+        </w:rPr>
+      </w:pPr>
+      <w:r>
+        <w:rPr>
+          <w:i/>
+          <w:iCs/>
+          <w:lang w:val="en-US"/>
+        </w:rPr>
+        <w:t>New</w:t>
+      </w:r>
+      <w:r>
+        <w:rPr>
+          <w:lang w:val="en-US"/>
+        </w:rPr>
+        <w:t>: create a new note.</w:t>
+      </w:r>
+    </w:p>
+    <w:p>
+      <w:pPr>
+        <w:pStyle w:val="Corpotesto"/>
+        <w:rPr>
+          <w:lang w:val="en-US"/>
+        </w:rPr>
+      </w:pPr>
+      <w:r>
+        <w:rPr>
+          <w:i/>
+          <w:iCs/>
+          <w:lang w:val="en-US"/>
+        </w:rPr>
+        <w:t>Delete</w:t>
+      </w:r>
+      <w:r>
+        <w:rPr>
+          <w:lang w:val="en-US"/>
+        </w:rPr>
+        <w:t xml:space="preserve">: delete the current note, with any possible attachments, </w:t>
+      </w:r>
+      <w:proofErr w:type="gramStart"/>
+      <w:r>
+        <w:rPr>
           <w:lang w:val="en-US"/>
         </w:rPr>
         <w:t>tags</w:t>
@@ -4487,190 +6162,761 @@
         <w:rPr>
           <w:lang w:val="en-US"/>
         </w:rPr>
-        <w:t xml:space="preserve"> and attachments; these attachments, if present, are saved in a folder with the same name of the file.</w:t>
-      </w:r>
-    </w:p>
-    <w:p>
-      <w:pPr>
-        <w:pStyle w:val="Corpotesto"/>
-        <w:rPr>
-          <w:lang w:val="en-US"/>
-        </w:rPr>
-      </w:pPr>
-      <w:r>
-        <w:rPr>
-          <w:i/>
-          <w:iCs/>
-          <w:lang w:val="en-US"/>
-        </w:rPr>
-        <w:t>Import notes in current section</w:t>
-      </w:r>
-      <w:r>
-        <w:rPr>
-          <w:lang w:val="en-US"/>
-        </w:rPr>
-        <w:t xml:space="preserve">: import a file created with the previous functionality, containing notes with the related tasks, </w:t>
+        <w:t xml:space="preserve"> and links.</w:t>
+      </w:r>
+    </w:p>
+    <w:p>
+      <w:pPr>
+        <w:pStyle w:val="Corpotesto"/>
+        <w:rPr>
+          <w:lang w:val="en-US"/>
+        </w:rPr>
+      </w:pPr>
+      <w:r>
+        <w:rPr>
+          <w:i/>
+          <w:iCs/>
+          <w:lang w:val="en-US"/>
+        </w:rPr>
+        <w:t xml:space="preserve">Sort </w:t>
       </w:r>
       <w:proofErr w:type="gramStart"/>
       <w:r>
         <w:rPr>
-          <w:lang w:val="en-US"/>
-        </w:rPr>
-        <w:t>tags</w:t>
+          <w:i/>
+          <w:iCs/>
+          <w:lang w:val="en-US"/>
+        </w:rPr>
+        <w:t>by</w:t>
+      </w:r>
+      <w:r>
+        <w:rPr>
+          <w:lang w:val="en-US"/>
+        </w:rPr>
+        <w:t>:</w:t>
       </w:r>
       <w:proofErr w:type="gramEnd"/>
       <w:r>
         <w:rPr>
           <w:lang w:val="en-US"/>
         </w:rPr>
-        <w:t xml:space="preserve"> and attachments, into the current section.</w:t>
-      </w:r>
-    </w:p>
-    <w:p>
-      <w:pPr>
-        <w:pStyle w:val="Corpotesto"/>
-        <w:rPr>
-          <w:lang w:val="en-US"/>
-        </w:rPr>
-      </w:pPr>
-      <w:r>
-        <w:rPr>
-          <w:i/>
-          <w:iCs/>
-          <w:lang w:val="en-US"/>
-        </w:rPr>
-        <w:t>Close database</w:t>
-      </w:r>
-      <w:r>
-        <w:rPr>
-          <w:lang w:val="en-US"/>
-        </w:rPr>
-        <w:t>: close the database and return to login.</w:t>
-      </w:r>
-    </w:p>
-    <w:p>
-      <w:pPr>
-        <w:pStyle w:val="Corpotesto"/>
-        <w:rPr>
-          <w:lang w:val="en-US"/>
-        </w:rPr>
-      </w:pPr>
-      <w:r>
-        <w:rPr>
-          <w:i/>
-          <w:iCs/>
-          <w:lang w:val="en-US"/>
-        </w:rPr>
-        <w:t>Quit</w:t>
-      </w:r>
-      <w:r>
-        <w:rPr>
-          <w:lang w:val="en-US"/>
-        </w:rPr>
-        <w:t xml:space="preserve">: exit </w:t>
-      </w:r>
-      <w:r>
-        <w:rPr>
-          <w:lang w:val="en-US"/>
-        </w:rPr>
-        <w:t>pgNotex</w:t>
-      </w:r>
-      <w:r>
-        <w:rPr>
-          <w:lang w:val="en-US"/>
-        </w:rPr>
-        <w:t>.</w:t>
-      </w:r>
-    </w:p>
-    <w:p>
-      <w:pPr>
-        <w:pStyle w:val="Titolo2"/>
-        <w:rPr>
-          <w:lang w:val="en-US"/>
-        </w:rPr>
-      </w:pPr>
-      <w:r>
-        <w:rPr>
-          <w:lang w:val="en-US"/>
-        </w:rPr>
-        <w:t xml:space="preserve">Edit </w:t>
+        <w:t xml:space="preserve"> sort the notes as set by the user (</w:t>
+      </w:r>
+      <w:r>
+        <w:rPr>
+          <w:i/>
+          <w:iCs/>
+          <w:lang w:val="en-US"/>
+        </w:rPr>
+        <w:t>Custom</w:t>
+      </w:r>
+      <w:r>
+        <w:rPr>
+          <w:lang w:val="en-US"/>
+        </w:rPr>
+        <w:t xml:space="preserve"> item), by title (</w:t>
+      </w:r>
+      <w:r>
+        <w:rPr>
+          <w:i/>
+          <w:iCs/>
+          <w:lang w:val="en-US"/>
+        </w:rPr>
+        <w:t>Title</w:t>
+      </w:r>
+      <w:r>
+        <w:rPr>
+          <w:lang w:val="en-US"/>
+        </w:rPr>
+        <w:t xml:space="preserve"> item) or by modification date (</w:t>
+      </w:r>
+      <w:r>
+        <w:rPr>
+          <w:i/>
+          <w:iCs/>
+          <w:lang w:val="en-US"/>
+        </w:rPr>
+        <w:t xml:space="preserve">Modification date </w:t>
+      </w:r>
+      <w:r>
+        <w:rPr>
+          <w:lang w:val="en-US"/>
+        </w:rPr>
+        <w:t xml:space="preserve">item); the user can </w:t>
+      </w:r>
+      <w:r>
+        <w:rPr>
+          <w:lang w:val="en-US"/>
+        </w:rPr>
+        <w:t>set</w:t>
+      </w:r>
+      <w:r>
+        <w:rPr>
+          <w:lang w:val="en-US"/>
+        </w:rPr>
+        <w:t xml:space="preserve"> the position of a note in the notes grid with the following menu item.</w:t>
+      </w:r>
+    </w:p>
+    <w:p>
+      <w:pPr>
+        <w:pStyle w:val="Corpotesto"/>
+        <w:rPr>
+          <w:lang w:val="en-US"/>
+        </w:rPr>
+      </w:pPr>
+      <w:r>
+        <w:rPr>
+          <w:i/>
+          <w:iCs/>
+          <w:lang w:val="en-US"/>
+        </w:rPr>
+        <w:t>Move</w:t>
+      </w:r>
+      <w:r>
+        <w:rPr>
+          <w:lang w:val="en-US"/>
+        </w:rPr>
+        <w:t>: move the current note up (</w:t>
+      </w:r>
+      <w:r>
+        <w:rPr>
+          <w:i/>
+          <w:iCs/>
+          <w:lang w:val="en-US"/>
+        </w:rPr>
+        <w:t>Up</w:t>
+      </w:r>
+      <w:r>
+        <w:rPr>
+          <w:lang w:val="en-US"/>
+        </w:rPr>
+        <w:t xml:space="preserve"> item) or down (</w:t>
+      </w:r>
+      <w:r>
+        <w:rPr>
+          <w:i/>
+          <w:iCs/>
+          <w:lang w:val="en-US"/>
+        </w:rPr>
+        <w:t>Down</w:t>
+      </w:r>
+      <w:r>
+        <w:rPr>
+          <w:lang w:val="en-US"/>
+        </w:rPr>
+        <w:t xml:space="preserve"> item) in the notes grid.</w:t>
+      </w:r>
+    </w:p>
+    <w:p>
+      <w:pPr>
+        <w:pStyle w:val="Corpotesto"/>
+        <w:rPr>
+          <w:lang w:val="en-US"/>
+        </w:rPr>
+      </w:pPr>
+      <w:r>
+        <w:rPr>
+          <w:i/>
+          <w:iCs/>
+          <w:lang w:val="en-US"/>
+        </w:rPr>
+        <w:t>Attachments</w:t>
+      </w:r>
+      <w:r>
+        <w:rPr>
+          <w:lang w:val="en-US"/>
+        </w:rPr>
+        <w:t>: attach one or more files of any kind to the current note (</w:t>
+      </w:r>
+      <w:r>
+        <w:rPr>
+          <w:i/>
+          <w:iCs/>
+          <w:lang w:val="en-US"/>
+        </w:rPr>
+        <w:t>New</w:t>
+      </w:r>
+      <w:r>
+        <w:rPr>
+          <w:lang w:val="en-US"/>
+        </w:rPr>
+        <w:t xml:space="preserve"> item), delete the current one (</w:t>
+      </w:r>
+      <w:r>
+        <w:rPr>
+          <w:i/>
+          <w:iCs/>
+          <w:lang w:val="en-US"/>
+        </w:rPr>
+        <w:t>Delete</w:t>
+      </w:r>
+      <w:r>
+        <w:rPr>
+          <w:lang w:val="en-US"/>
+        </w:rPr>
+        <w:t xml:space="preserve"> item), open it (</w:t>
+      </w:r>
+      <w:r>
+        <w:rPr>
+          <w:i/>
+          <w:iCs/>
+          <w:lang w:val="en-US"/>
+        </w:rPr>
+        <w:t>Open</w:t>
+      </w:r>
+      <w:r>
+        <w:rPr>
+          <w:lang w:val="en-US"/>
+        </w:rPr>
+        <w:t xml:space="preserve"> item)</w:t>
+      </w:r>
+      <w:r>
+        <w:rPr>
+          <w:lang w:val="en-US"/>
+        </w:rPr>
+        <w:t xml:space="preserve">, </w:t>
+      </w:r>
+      <w:r>
+        <w:rPr>
+          <w:lang w:val="en-US"/>
+        </w:rPr>
+        <w:t>save it (</w:t>
+      </w:r>
+      <w:r>
+        <w:rPr>
+          <w:i/>
+          <w:iCs/>
+          <w:lang w:val="en-US"/>
+        </w:rPr>
+        <w:t xml:space="preserve">Save as </w:t>
+      </w:r>
+      <w:r>
+        <w:rPr>
+          <w:lang w:val="en-US"/>
+        </w:rPr>
+        <w:t>item)</w:t>
+      </w:r>
+      <w:r>
+        <w:rPr>
+          <w:lang w:val="en-US"/>
+        </w:rPr>
+        <w:t>, save it in the Downloads folder (</w:t>
+      </w:r>
+      <w:r>
+        <w:rPr>
+          <w:i/>
+          <w:iCs/>
+          <w:lang w:val="en-US"/>
+        </w:rPr>
+        <w:t>Save in Downloads</w:t>
+      </w:r>
+      <w:r>
+        <w:rPr>
+          <w:lang w:val="en-US"/>
+        </w:rPr>
+        <w:t xml:space="preserve"> item</w:t>
+      </w:r>
+      <w:r>
+        <w:rPr>
+          <w:lang w:val="en-US"/>
+        </w:rPr>
+        <w:t>), replace the current attachment with the one having the same name in the Downloads folder (</w:t>
+      </w:r>
+      <w:r>
+        <w:rPr>
+          <w:i/>
+          <w:iCs/>
+          <w:lang w:val="en-US"/>
+        </w:rPr>
+        <w:t>Load from Downloads</w:t>
+      </w:r>
+      <w:r>
+        <w:rPr>
+          <w:lang w:val="en-US"/>
+        </w:rPr>
+        <w:t xml:space="preserve"> item</w:t>
+      </w:r>
+      <w:r>
+        <w:rPr>
+          <w:lang w:val="en-US"/>
+        </w:rPr>
+        <w:t>)</w:t>
+      </w:r>
+      <w:r>
+        <w:rPr>
+          <w:lang w:val="en-US"/>
+        </w:rPr>
+        <w:t xml:space="preserve"> and insert its name in the text of the current note (</w:t>
+      </w:r>
+      <w:r>
+        <w:rPr>
+          <w:i/>
+          <w:iCs/>
+          <w:lang w:val="en-US"/>
+        </w:rPr>
+        <w:t>Insert name</w:t>
+      </w:r>
+      <w:r>
+        <w:rPr>
+          <w:lang w:val="en-US"/>
+        </w:rPr>
+        <w:t xml:space="preserve"> item)</w:t>
+      </w:r>
+      <w:r>
+        <w:rPr>
+          <w:lang w:val="en-US"/>
+        </w:rPr>
+        <w:t>; it’s possible to attach files also by dragging them onto the main form of the software when a note is active.</w:t>
+      </w:r>
+    </w:p>
+    <w:p>
+      <w:pPr>
+        <w:pStyle w:val="Corpotesto"/>
+        <w:rPr>
+          <w:lang w:val="en-US"/>
+        </w:rPr>
+      </w:pPr>
+      <w:r>
+        <w:rPr>
+          <w:i/>
+          <w:iCs/>
+          <w:lang w:val="en-US"/>
+        </w:rPr>
+        <w:t>Tags</w:t>
+      </w:r>
+      <w:r>
+        <w:rPr>
+          <w:lang w:val="en-US"/>
+        </w:rPr>
+        <w:t>: create a new tag related to the current note (</w:t>
+      </w:r>
+      <w:r>
+        <w:rPr>
+          <w:i/>
+          <w:iCs/>
+          <w:lang w:val="en-US"/>
+        </w:rPr>
+        <w:t>New</w:t>
+      </w:r>
+      <w:r>
+        <w:rPr>
+          <w:lang w:val="en-US"/>
+        </w:rPr>
+        <w:t xml:space="preserve"> item), delete the current one (</w:t>
+      </w:r>
+      <w:r>
+        <w:rPr>
+          <w:i/>
+          <w:iCs/>
+          <w:lang w:val="en-US"/>
+        </w:rPr>
+        <w:t>Delete</w:t>
+      </w:r>
+      <w:r>
+        <w:rPr>
+          <w:lang w:val="en-US"/>
+        </w:rPr>
+        <w:t xml:space="preserve"> item)</w:t>
+      </w:r>
+      <w:r>
+        <w:rPr>
+          <w:lang w:val="en-US"/>
+        </w:rPr>
+        <w:t>,</w:t>
+      </w:r>
+      <w:r>
+        <w:rPr>
+          <w:lang w:val="en-US"/>
+        </w:rPr>
+        <w:t xml:space="preserve"> rename a tag in all the notes of the database (</w:t>
+      </w:r>
+      <w:r>
+        <w:rPr>
+          <w:i/>
+          <w:iCs/>
+          <w:lang w:val="en-US"/>
+        </w:rPr>
+        <w:t xml:space="preserve">Rename tag </w:t>
+      </w:r>
+      <w:r>
+        <w:rPr>
+          <w:lang w:val="en-US"/>
+        </w:rPr>
+        <w:t>item)</w:t>
+      </w:r>
+      <w:r>
+        <w:rPr>
+          <w:lang w:val="en-US"/>
+        </w:rPr>
+        <w:t xml:space="preserve"> and delete the possible empty tags created by error (</w:t>
+      </w:r>
+      <w:r>
+        <w:rPr>
+          <w:i/>
+          <w:iCs/>
+          <w:lang w:val="en-US"/>
+        </w:rPr>
+        <w:t>Delete empty tags</w:t>
+      </w:r>
+      <w:r>
+        <w:rPr>
+          <w:lang w:val="en-US"/>
+        </w:rPr>
+        <w:t xml:space="preserve"> item)</w:t>
+      </w:r>
+      <w:r>
+        <w:rPr>
+          <w:lang w:val="en-US"/>
+        </w:rPr>
+        <w:t xml:space="preserve">; it’s possible to add a new tag </w:t>
+      </w:r>
+      <w:r>
+        <w:rPr>
+          <w:lang w:val="en-US"/>
+        </w:rPr>
+        <w:t xml:space="preserve">in the current note also </w:t>
+      </w:r>
+      <w:r>
+        <w:rPr>
+          <w:lang w:val="en-US"/>
+        </w:rPr>
+        <w:t xml:space="preserve">selecting it in the tags list within the </w:t>
+      </w:r>
+      <w:r>
+        <w:rPr>
+          <w:i/>
+          <w:iCs/>
+          <w:lang w:val="en-US"/>
+        </w:rPr>
+        <w:t>Search</w:t>
+      </w:r>
+      <w:r>
+        <w:rPr>
+          <w:lang w:val="en-US"/>
+        </w:rPr>
+        <w:t xml:space="preserve"> section and </w:t>
+      </w:r>
+      <w:r>
+        <w:rPr>
+          <w:lang w:val="en-US"/>
+        </w:rPr>
+        <w:t xml:space="preserve">using </w:t>
+      </w:r>
+      <w:r>
+        <w:rPr>
+          <w:lang w:val="en-US"/>
+        </w:rPr>
+        <w:t xml:space="preserve">the popup menu </w:t>
+      </w:r>
+      <w:r>
+        <w:rPr>
+          <w:i/>
+          <w:iCs/>
+          <w:lang w:val="en-US"/>
+        </w:rPr>
+        <w:t>Insert tag in current note</w:t>
+      </w:r>
+      <w:r>
+        <w:rPr>
+          <w:lang w:val="en-US"/>
+        </w:rPr>
+        <w:t xml:space="preserve">, or, if the tags list is selected, </w:t>
+      </w:r>
+      <w:r>
+        <w:rPr>
+          <w:lang w:val="en-US"/>
+        </w:rPr>
+        <w:t xml:space="preserve">also with menu item at stake or its shortcut </w:t>
+      </w:r>
+      <w:r>
+        <w:rPr>
+          <w:lang w:val="en-US"/>
+        </w:rPr>
+        <w:t>(</w:t>
+      </w:r>
+      <w:r>
+        <w:rPr>
+          <w:i/>
+          <w:iCs/>
+          <w:lang w:val="en-US"/>
+        </w:rPr>
+        <w:t>Command +</w:t>
+      </w:r>
+      <w:r>
+        <w:rPr>
+          <w:i/>
+          <w:iCs/>
+          <w:lang w:val="en-US"/>
+        </w:rPr>
+        <w:t xml:space="preserve"> T</w:t>
+      </w:r>
+      <w:r>
+        <w:rPr>
+          <w:lang w:val="en-US"/>
+        </w:rPr>
+        <w:t>).</w:t>
+      </w:r>
+    </w:p>
+    <w:p>
+      <w:pPr>
+        <w:pStyle w:val="Corpotesto"/>
+        <w:rPr>
+          <w:lang w:val="en-US"/>
+        </w:rPr>
+      </w:pPr>
+      <w:r>
+        <w:rPr>
+          <w:i/>
+          <w:iCs/>
+          <w:lang w:val="en-US"/>
+        </w:rPr>
+        <w:t>Links</w:t>
+      </w:r>
+      <w:r>
+        <w:rPr>
+          <w:lang w:val="en-US"/>
+        </w:rPr>
+        <w:t>: open a form to enter the ID of an existing note to link it to the current one, simultaneously creating a link to the latter in the first one (</w:t>
+      </w:r>
+      <w:r>
+        <w:rPr>
+          <w:i/>
+          <w:iCs/>
+          <w:lang w:val="en-US"/>
+        </w:rPr>
+        <w:t>New</w:t>
+      </w:r>
+      <w:r>
+        <w:rPr>
+          <w:lang w:val="en-US"/>
+        </w:rPr>
+        <w:t xml:space="preserve"> item), delete the current link and the corresponding one in the linked note (</w:t>
+      </w:r>
+      <w:r>
+        <w:rPr>
+          <w:i/>
+          <w:iCs/>
+          <w:lang w:val="en-US"/>
+        </w:rPr>
+        <w:t>Delete</w:t>
+      </w:r>
+      <w:r>
+        <w:rPr>
+          <w:lang w:val="en-US"/>
+        </w:rPr>
+        <w:t xml:space="preserve"> item) and find the linked note (</w:t>
+      </w:r>
+      <w:r>
+        <w:rPr>
+          <w:i/>
+          <w:iCs/>
+          <w:lang w:val="en-US"/>
+        </w:rPr>
+        <w:t xml:space="preserve">Locate linked note </w:t>
+      </w:r>
+      <w:r>
+        <w:rPr>
+          <w:lang w:val="en-US"/>
+        </w:rPr>
+        <w:t>item); this last operation can also be carried out by double-clicking on the link.</w:t>
+      </w:r>
+    </w:p>
+    <w:p>
+      <w:pPr>
+        <w:pStyle w:val="Corpotesto"/>
+        <w:rPr>
+          <w:lang w:val="en-US"/>
+        </w:rPr>
+      </w:pPr>
+      <w:r>
+        <w:rPr>
+          <w:i/>
+          <w:iCs/>
+          <w:lang w:val="en-US"/>
+        </w:rPr>
+        <w:t>Tasks</w:t>
+      </w:r>
+      <w:r>
+        <w:rPr>
+          <w:lang w:val="en-US"/>
+        </w:rPr>
+        <w:t>: create a new activity (</w:t>
+      </w:r>
+      <w:r>
+        <w:rPr>
+          <w:i/>
+          <w:iCs/>
+          <w:lang w:val="en-US"/>
+        </w:rPr>
+        <w:t>New</w:t>
+      </w:r>
+      <w:r>
+        <w:rPr>
+          <w:lang w:val="en-US"/>
+        </w:rPr>
+        <w:t xml:space="preserve"> item), delete the current one (</w:t>
+      </w:r>
+      <w:r>
+        <w:rPr>
+          <w:i/>
+          <w:iCs/>
+          <w:lang w:val="en-US"/>
+        </w:rPr>
+        <w:t>Delete</w:t>
+      </w:r>
+      <w:r>
+        <w:rPr>
+          <w:lang w:val="en-US"/>
+        </w:rPr>
+        <w:t xml:space="preserve"> item)</w:t>
+      </w:r>
+      <w:r>
+        <w:rPr>
+          <w:lang w:val="en-US"/>
+        </w:rPr>
+        <w:t xml:space="preserve">, sort the </w:t>
+      </w:r>
+      <w:r>
+        <w:rPr>
+          <w:lang w:val="en-US"/>
+        </w:rPr>
+        <w:t xml:space="preserve">activities </w:t>
+      </w:r>
+      <w:r>
+        <w:rPr>
+          <w:lang w:val="en-US"/>
+        </w:rPr>
+        <w:t>after changes (</w:t>
+      </w:r>
+      <w:r>
+        <w:rPr>
+          <w:i/>
+          <w:iCs/>
+          <w:lang w:val="en-US"/>
+        </w:rPr>
+        <w:t>Sort</w:t>
+      </w:r>
+      <w:r>
+        <w:rPr>
+          <w:lang w:val="en-US"/>
+        </w:rPr>
+        <w:t xml:space="preserve"> item) </w:t>
+      </w:r>
+      <w:r>
+        <w:rPr>
+          <w:lang w:val="en-US"/>
+        </w:rPr>
+        <w:t>and hide the completed activities (</w:t>
+      </w:r>
+      <w:r>
+        <w:rPr>
+          <w:i/>
+          <w:iCs/>
+          <w:lang w:val="en-US"/>
+        </w:rPr>
+        <w:t>Hide done tasks</w:t>
+      </w:r>
+      <w:r>
+        <w:rPr>
+          <w:lang w:val="en-US"/>
+        </w:rPr>
+        <w:t xml:space="preserve"> item).</w:t>
+      </w:r>
+    </w:p>
+    <w:p>
+      <w:pPr>
+        <w:pStyle w:val="Corpotesto"/>
+        <w:rPr>
+          <w:lang w:val="en-US"/>
+        </w:rPr>
+      </w:pPr>
+      <w:r>
+        <w:rPr>
+          <w:i/>
+          <w:iCs/>
+          <w:lang w:val="en-US"/>
+        </w:rPr>
+        <w:t>Show all tasks</w:t>
+      </w:r>
+      <w:r>
+        <w:rPr>
+          <w:lang w:val="en-US"/>
+        </w:rPr>
+        <w:t>: open a grid containing all the activities of all the notes in the database; the notes are not editable, but double clicking on one of them brings to the note that contains it.</w:t>
+      </w:r>
+    </w:p>
+    <w:p>
+      <w:pPr>
+        <w:pStyle w:val="Corpotesto"/>
+        <w:rPr>
+          <w:lang w:val="en-US"/>
+        </w:rPr>
+      </w:pPr>
+      <w:r>
+        <w:rPr>
+          <w:i/>
+          <w:iCs/>
+          <w:lang w:val="en-US"/>
+        </w:rPr>
+        <w:t>Import from file</w:t>
+      </w:r>
+      <w:r>
+        <w:rPr>
+          <w:lang w:val="en-US"/>
+        </w:rPr>
+        <w:t>: import a Microsoft Word file (with the extension .docx and not .doc), LibreOffice Writer file (with the extension .</w:t>
+      </w:r>
+      <w:proofErr w:type="spellStart"/>
+      <w:r>
+        <w:rPr>
+          <w:lang w:val="en-US"/>
+        </w:rPr>
+        <w:t>odt</w:t>
+      </w:r>
+      <w:proofErr w:type="spellEnd"/>
+      <w:r>
+        <w:rPr>
+          <w:lang w:val="en-US"/>
+        </w:rPr>
+        <w:t>) or a file in plain text (with the extension .txt) into a new note; except in this last case, the original file is attached to the note, while its content is always imported as note text, without formatting.</w:t>
+      </w:r>
+    </w:p>
+    <w:p>
+      <w:pPr>
+        <w:pStyle w:val="Corpotesto"/>
+        <w:rPr>
+          <w:lang w:val="en-US"/>
+        </w:rPr>
+      </w:pPr>
+      <w:r>
+        <w:rPr>
+          <w:i/>
+          <w:iCs/>
+          <w:lang w:val="en-US"/>
+        </w:rPr>
+        <w:lastRenderedPageBreak/>
+        <w:t>Change section</w:t>
+      </w:r>
+      <w:r>
+        <w:rPr>
+          <w:lang w:val="en-US"/>
+        </w:rPr>
+        <w:t xml:space="preserve">: open a form to enter the ID of a section </w:t>
       </w:r>
       <w:proofErr w:type="gramStart"/>
       <w:r>
         <w:rPr>
           <w:lang w:val="en-US"/>
         </w:rPr>
-        <w:t>menu</w:t>
+        <w:t>in order to</w:t>
       </w:r>
       <w:proofErr w:type="gramEnd"/>
-    </w:p>
-    <w:p>
-      <w:pPr>
-        <w:pStyle w:val="Corpotesto"/>
-        <w:rPr>
-          <w:i/>
-          <w:iCs/>
-          <w:lang w:val="en-US"/>
-        </w:rPr>
-      </w:pPr>
-      <w:r>
-        <w:rPr>
-          <w:i/>
-          <w:iCs/>
-          <w:lang w:val="en-US"/>
-        </w:rPr>
-        <w:t>Cut</w:t>
-      </w:r>
-      <w:r>
-        <w:rPr>
-          <w:lang w:val="en-US"/>
-        </w:rPr>
-        <w:t>: cut the selected in text in the clip</w:t>
-      </w:r>
-      <w:r>
-        <w:rPr>
-          <w:lang w:val="en-US"/>
-        </w:rPr>
-        <w:t>board.</w:t>
-      </w:r>
-    </w:p>
-    <w:p>
-      <w:pPr>
-        <w:pStyle w:val="Corpotesto"/>
-        <w:rPr>
-          <w:lang w:val="en-US"/>
-        </w:rPr>
-      </w:pPr>
-      <w:r>
-        <w:rPr>
-          <w:i/>
-          <w:iCs/>
-          <w:lang w:val="en-US"/>
-        </w:rPr>
-        <w:t>Copy</w:t>
-      </w:r>
-      <w:r>
-        <w:rPr>
-          <w:lang w:val="en-US"/>
-        </w:rPr>
-        <w:t>: copy</w:t>
-      </w:r>
-      <w:r>
-        <w:rPr>
-          <w:lang w:val="en-US"/>
-        </w:rPr>
-        <w:t xml:space="preserve"> the selected text in the clipboard.</w:t>
-      </w:r>
-    </w:p>
-    <w:p>
-      <w:pPr>
-        <w:pStyle w:val="Corpotesto"/>
-        <w:rPr>
-          <w:i/>
-          <w:iCs/>
-          <w:lang w:val="en-US"/>
-        </w:rPr>
-      </w:pPr>
+      <w:r>
+        <w:rPr>
+          <w:lang w:val="en-US"/>
+        </w:rPr>
+        <w:t xml:space="preserve"> move the current note under it; the </w:t>
+      </w:r>
       <w:r>
         <w:rPr>
           <w:i/>
@@ -4683,77 +6929,129 @@
         <w:rPr>
           <w:lang w:val="en-US"/>
         </w:rPr>
-        <w:t xml:space="preserve">: paste the text </w:t>
-      </w:r>
-      <w:r>
-        <w:rPr>
-          <w:lang w:val="en-US"/>
-        </w:rPr>
-        <w:t xml:space="preserve">contained in the </w:t>
-      </w:r>
-      <w:r>
-        <w:rPr>
-          <w:lang w:val="en-US"/>
-        </w:rPr>
-        <w:t>clipboard.</w:t>
-      </w:r>
-    </w:p>
-    <w:p>
-      <w:pPr>
-        <w:pStyle w:val="Corpotesto"/>
-        <w:rPr>
-          <w:i/>
-          <w:iCs/>
-          <w:lang w:val="en-US"/>
-        </w:rPr>
-      </w:pPr>
-      <w:r>
-        <w:rPr>
-          <w:i/>
-          <w:iCs/>
-          <w:lang w:val="en-US"/>
-        </w:rPr>
-        <w:t>Select all</w:t>
-      </w:r>
-      <w:r>
-        <w:rPr>
-          <w:lang w:val="en-US"/>
-        </w:rPr>
-        <w:t>: select all the text of the current</w:t>
-      </w:r>
-      <w:r>
-        <w:rPr>
-          <w:lang w:val="en-US"/>
-        </w:rPr>
-        <w:t xml:space="preserve"> note.</w:t>
-      </w:r>
-    </w:p>
-    <w:p>
-      <w:pPr>
-        <w:pStyle w:val="Corpotesto"/>
-        <w:rPr>
-          <w:lang w:val="en-US"/>
-        </w:rPr>
-      </w:pPr>
-      <w:r>
-        <w:rPr>
-          <w:i/>
-          <w:iCs/>
-          <w:lang w:val="en-US"/>
-        </w:rPr>
-        <w:t>Update text and titles</w:t>
-      </w:r>
-      <w:r>
-        <w:rPr>
-          <w:lang w:val="en-US"/>
-        </w:rPr>
-        <w:t xml:space="preserve">: </w:t>
-      </w:r>
-      <w:r>
-        <w:rPr>
-          <w:lang w:val="en-US"/>
-        </w:rPr>
-        <w:t xml:space="preserve">compile </w:t>
+        <w:t xml:space="preserve"> button or the shortcut </w:t>
+      </w:r>
+      <w:r>
+        <w:rPr>
+          <w:i/>
+          <w:iCs/>
+          <w:lang w:val="en-US"/>
+        </w:rPr>
+        <w:t>Command +</w:t>
+      </w:r>
+      <w:r>
+        <w:rPr>
+          <w:i/>
+          <w:iCs/>
+          <w:lang w:val="en-US"/>
+        </w:rPr>
+        <w:t xml:space="preserve"> V</w:t>
+      </w:r>
+      <w:r>
+        <w:rPr>
+          <w:lang w:val="en-US"/>
+        </w:rPr>
+        <w:t xml:space="preserve"> allow to paste the ID already copied in the clipboard, and to show the name of the associated section in a label.</w:t>
+      </w:r>
+    </w:p>
+    <w:p>
+      <w:pPr>
+        <w:pStyle w:val="Corpotesto"/>
+        <w:rPr>
+          <w:lang w:val="en-US"/>
+        </w:rPr>
+      </w:pPr>
+      <w:r>
+        <w:rPr>
+          <w:i/>
+          <w:iCs/>
+          <w:lang w:val="en-US"/>
+        </w:rPr>
+        <w:t>Copy ID</w:t>
+      </w:r>
+      <w:r>
+        <w:rPr>
+          <w:lang w:val="en-US"/>
+        </w:rPr>
+        <w:t>: copy the ID of the current note.</w:t>
+      </w:r>
+    </w:p>
+    <w:p>
+      <w:pPr>
+        <w:pStyle w:val="Corpotesto"/>
+        <w:rPr>
+          <w:lang w:val="en-US"/>
+        </w:rPr>
+      </w:pPr>
+      <w:r>
+        <w:rPr>
+          <w:i/>
+          <w:iCs/>
+          <w:lang w:val="en-US"/>
+        </w:rPr>
+        <w:t>Search in note</w:t>
+      </w:r>
+      <w:r>
+        <w:rPr>
+          <w:lang w:val="en-US"/>
+        </w:rPr>
+        <w:t xml:space="preserve">: find the first </w:t>
+      </w:r>
+      <w:r>
+        <w:rPr>
+          <w:lang w:val="en-US"/>
+        </w:rPr>
+        <w:t xml:space="preserve">occurrence </w:t>
+      </w:r>
+      <w:r>
+        <w:rPr>
+          <w:lang w:val="en-US"/>
+        </w:rPr>
+        <w:t xml:space="preserve">– </w:t>
+      </w:r>
+      <w:r>
+        <w:rPr>
+          <w:lang w:val="en-US"/>
+        </w:rPr>
+        <w:t>with the proper button or</w:t>
+      </w:r>
+      <w:r>
+        <w:rPr>
+          <w:lang w:val="en-US"/>
+        </w:rPr>
+        <w:t xml:space="preserve"> pressing </w:t>
+      </w:r>
+      <w:r>
+        <w:rPr>
+          <w:i/>
+          <w:lang w:val="en-US"/>
+        </w:rPr>
+        <w:t>Return</w:t>
+      </w:r>
+      <w:r>
+        <w:rPr>
+          <w:lang w:val="en-US"/>
+        </w:rPr>
+        <w:t xml:space="preserve"> in the field </w:t>
+      </w:r>
+      <w:r>
+        <w:rPr>
+          <w:i/>
+          <w:lang w:val="en-US"/>
+        </w:rPr>
+        <w:t>Text to find</w:t>
+      </w:r>
+      <w:r>
+        <w:rPr>
+          <w:lang w:val="en-US"/>
+        </w:rPr>
+        <w:t xml:space="preserve"> – </w:t>
+      </w:r>
+      <w:r>
+        <w:rPr>
+          <w:lang w:val="en-US"/>
+        </w:rPr>
+        <w:t xml:space="preserve">or </w:t>
       </w:r>
       <w:r>
         <w:rPr>
@@ -4765,91 +7063,38 @@
         <w:rPr>
           <w:lang w:val="en-US"/>
         </w:rPr>
-        <w:t>list of the titles</w:t>
-      </w:r>
-      <w:r>
-        <w:rPr>
-          <w:lang w:val="en-US"/>
-        </w:rPr>
-        <w:t xml:space="preserve"> and format them in the text of the current note.</w:t>
-      </w:r>
-    </w:p>
-    <w:p>
-      <w:pPr>
-        <w:pStyle w:val="Corpotesto"/>
-        <w:rPr>
-          <w:i/>
-          <w:iCs/>
-          <w:lang w:val="en-US"/>
-        </w:rPr>
-      </w:pPr>
-      <w:r>
-        <w:rPr>
-          <w:i/>
-          <w:iCs/>
-          <w:lang w:val="en-US"/>
-        </w:rPr>
-        <w:t>Reorder</w:t>
-      </w:r>
-      <w:r>
-        <w:rPr>
-          <w:i/>
-          <w:iCs/>
-          <w:lang w:val="en-US"/>
-        </w:rPr>
-        <w:t xml:space="preserve"> text</w:t>
-      </w:r>
-      <w:r>
-        <w:rPr>
-          <w:lang w:val="en-US"/>
-        </w:rPr>
-        <w:t xml:space="preserve">: delete </w:t>
-      </w:r>
-      <w:r>
-        <w:rPr>
-          <w:lang w:val="en-US"/>
-        </w:rPr>
-        <w:t xml:space="preserve">all </w:t>
-      </w:r>
-      <w:r>
-        <w:rPr>
-          <w:lang w:val="en-US"/>
-        </w:rPr>
-        <w:t>possible characters</w:t>
-      </w:r>
-      <w:r>
-        <w:rPr>
-          <w:lang w:val="en-US"/>
-        </w:rPr>
-        <w:t xml:space="preserve"> in the text of the current note which prevents its proper formatting, reorder the numbering of the footnotes and of the numeric lists, compile the list of the titles and format them.</w:t>
-      </w:r>
-    </w:p>
-    <w:p>
-      <w:pPr>
-        <w:pStyle w:val="Corpotesto"/>
-        <w:rPr>
-          <w:lang w:val="en-US"/>
-        </w:rPr>
-      </w:pPr>
-      <w:r>
-        <w:rPr>
-          <w:i/>
-          <w:iCs/>
-          <w:lang w:val="en-US"/>
-        </w:rPr>
-        <w:t>Encode selected link</w:t>
-      </w:r>
-      <w:r>
-        <w:rPr>
-          <w:lang w:val="en-US"/>
-        </w:rPr>
-        <w:t>: if a link is selected, encode the “(</w:t>
-      </w:r>
-      <w:r>
-        <w:rPr>
-          <w:lang w:val="en-US"/>
-        </w:rPr>
-        <w:t>”</w:t>
+        <w:t xml:space="preserve">following </w:t>
+      </w:r>
+      <w:r>
+        <w:rPr>
+          <w:lang w:val="en-US"/>
+        </w:rPr>
+        <w:t xml:space="preserve">– </w:t>
+      </w:r>
+      <w:r>
+        <w:rPr>
+          <w:lang w:val="en-US"/>
+        </w:rPr>
+        <w:t xml:space="preserve">with the proper button </w:t>
+      </w:r>
+      <w:r>
+        <w:rPr>
+          <w:lang w:val="en-US"/>
+        </w:rPr>
+        <w:t xml:space="preserve">or </w:t>
+      </w:r>
+      <w:r>
+        <w:rPr>
+          <w:lang w:val="en-US"/>
+        </w:rPr>
+        <w:t xml:space="preserve">pressing </w:t>
+      </w:r>
+      <w:r>
+        <w:rPr>
+          <w:i/>
+          <w:lang w:val="en-US"/>
+        </w:rPr>
+        <w:t>Command +</w:t>
       </w:r>
       <w:r>
         <w:rPr>
@@ -4859,15 +7104,16 @@
       </w:r>
       <w:r>
         <w:rPr>
-          <w:lang w:val="en-US"/>
-        </w:rPr>
-        <w:t>character</w:t>
-      </w:r>
-      <w:r>
-        <w:rPr>
-          <w:lang w:val="en-US"/>
-        </w:rPr>
-        <w:t>s</w:t>
+          <w:i/>
+          <w:lang w:val="en-US"/>
+        </w:rPr>
+        <w:t>Return</w:t>
+      </w:r>
+      <w:r>
+        <w:rPr>
+          <w:lang w:val="en-US"/>
+        </w:rPr>
+        <w:t xml:space="preserve"> in </w:t>
       </w:r>
       <w:r>
         <w:rPr>
@@ -4879,31 +7125,20 @@
         <w:rPr>
           <w:lang w:val="en-US"/>
         </w:rPr>
-        <w:t>with %28</w:t>
-      </w:r>
-      <w:r>
-        <w:rPr>
-          <w:lang w:val="en-US"/>
-        </w:rPr>
-        <w:t>,</w:t>
-      </w:r>
-      <w:r>
-        <w:rPr>
-          <w:lang w:val="en-US"/>
-        </w:rPr>
-        <w:t xml:space="preserve"> the “)” </w:t>
-      </w:r>
-      <w:r>
-        <w:rPr>
-          <w:lang w:val="en-US"/>
-        </w:rPr>
-        <w:t>character</w:t>
-      </w:r>
-      <w:r>
-        <w:rPr>
-          <w:lang w:val="en-US"/>
-        </w:rPr>
-        <w:t>s</w:t>
+        <w:t xml:space="preserve">the field </w:t>
+      </w:r>
+      <w:r>
+        <w:rPr>
+          <w:i/>
+          <w:lang w:val="en-US"/>
+        </w:rPr>
+        <w:t>Text to find</w:t>
+      </w:r>
+      <w:r>
+        <w:rPr>
+          <w:lang w:val="en-US"/>
+        </w:rPr>
+        <w:t xml:space="preserve"> –</w:t>
       </w:r>
       <w:r>
         <w:rPr>
@@ -4915,1946 +7150,6 @@
         <w:rPr>
           <w:lang w:val="en-US"/>
         </w:rPr>
-        <w:t>with %29</w:t>
-      </w:r>
-      <w:r>
-        <w:rPr>
-          <w:lang w:val="en-US"/>
-        </w:rPr>
-        <w:t xml:space="preserve"> and the space character</w:t>
-      </w:r>
-      <w:r>
-        <w:rPr>
-          <w:lang w:val="en-US"/>
-        </w:rPr>
-        <w:t>s</w:t>
-      </w:r>
-      <w:r>
-        <w:rPr>
-          <w:lang w:val="en-US"/>
-        </w:rPr>
-        <w:t xml:space="preserve"> with %20</w:t>
-      </w:r>
-      <w:r>
-        <w:rPr>
-          <w:lang w:val="en-US"/>
-        </w:rPr>
-        <w:t xml:space="preserve">, so </w:t>
-      </w:r>
-      <w:r>
-        <w:rPr>
-          <w:lang w:val="en-US"/>
-        </w:rPr>
-        <w:t xml:space="preserve">that the brackets are </w:t>
-      </w:r>
-      <w:r>
-        <w:rPr>
-          <w:lang w:val="en-US"/>
-        </w:rPr>
-        <w:t>not confused with</w:t>
-      </w:r>
-      <w:r>
-        <w:rPr>
-          <w:lang w:val="en-US"/>
-        </w:rPr>
-        <w:t xml:space="preserve"> </w:t>
-      </w:r>
-      <w:r>
-        <w:rPr>
-          <w:lang w:val="en-US"/>
-        </w:rPr>
-        <w:t>th</w:t>
-      </w:r>
-      <w:r>
-        <w:rPr>
-          <w:lang w:val="en-US"/>
-        </w:rPr>
-        <w:t>e</w:t>
-      </w:r>
-      <w:r>
-        <w:rPr>
-          <w:lang w:val="en-US"/>
-        </w:rPr>
-        <w:t xml:space="preserve"> </w:t>
-      </w:r>
-      <w:r>
-        <w:rPr>
-          <w:lang w:val="en-US"/>
-        </w:rPr>
-        <w:t>Markdown</w:t>
-      </w:r>
-      <w:r>
-        <w:rPr>
-          <w:lang w:val="en-US"/>
-        </w:rPr>
-        <w:t xml:space="preserve"> markers</w:t>
-      </w:r>
-      <w:r>
-        <w:rPr>
-          <w:lang w:val="en-US"/>
-        </w:rPr>
-        <w:t xml:space="preserve"> and the spaces with the end of the link</w:t>
-      </w:r>
-      <w:r>
-        <w:rPr>
-          <w:lang w:val="en-US"/>
-        </w:rPr>
-        <w:t xml:space="preserve">. </w:t>
-      </w:r>
-    </w:p>
-    <w:p>
-      <w:pPr>
-        <w:pStyle w:val="Corpotesto"/>
-        <w:rPr>
-          <w:lang w:val="en-US"/>
-        </w:rPr>
-      </w:pPr>
-      <w:r>
-        <w:rPr>
-          <w:i/>
-          <w:iCs/>
-          <w:lang w:val="en-US"/>
-        </w:rPr>
-        <w:t>Preview picture</w:t>
-      </w:r>
-      <w:r>
-        <w:rPr>
-          <w:lang w:val="en-US"/>
-        </w:rPr>
-        <w:t xml:space="preserve">: when the cursor is inside a link to a picture whose file is attached, show the </w:t>
-      </w:r>
-      <w:r>
-        <w:rPr>
-          <w:lang w:val="en-US"/>
-        </w:rPr>
-        <w:t xml:space="preserve">preview of the </w:t>
-      </w:r>
-      <w:r>
-        <w:rPr>
-          <w:lang w:val="en-US"/>
-        </w:rPr>
-        <w:t xml:space="preserve">picture </w:t>
-      </w:r>
-      <w:r>
-        <w:rPr>
-          <w:lang w:val="en-US"/>
-        </w:rPr>
-        <w:t>in a popup box</w:t>
-      </w:r>
-      <w:r>
-        <w:rPr>
-          <w:lang w:val="en-US"/>
-        </w:rPr>
-        <w:t xml:space="preserve">; this </w:t>
-      </w:r>
-      <w:r>
-        <w:rPr>
-          <w:lang w:val="en-US"/>
-        </w:rPr>
-        <w:t xml:space="preserve">box </w:t>
-      </w:r>
-      <w:r>
-        <w:rPr>
-          <w:lang w:val="en-US"/>
-        </w:rPr>
-        <w:t xml:space="preserve">is close automatically after </w:t>
-      </w:r>
-      <w:r>
-        <w:rPr>
-          <w:lang w:val="en-US"/>
-        </w:rPr>
-        <w:t>2</w:t>
-      </w:r>
-      <w:r>
-        <w:rPr>
-          <w:lang w:val="en-US"/>
-        </w:rPr>
-        <w:t xml:space="preserve"> seconds, or pressing </w:t>
-      </w:r>
-      <w:r>
-        <w:rPr>
-          <w:i/>
-          <w:iCs/>
-          <w:lang w:val="en-US"/>
-        </w:rPr>
-        <w:t>Es</w:t>
-      </w:r>
-      <w:r>
-        <w:rPr>
-          <w:i/>
-          <w:iCs/>
-          <w:lang w:val="en-US"/>
-        </w:rPr>
-        <w:t>c</w:t>
-      </w:r>
-      <w:r>
-        <w:rPr>
-          <w:lang w:val="en-US"/>
-        </w:rPr>
-        <w:t>.</w:t>
-      </w:r>
-    </w:p>
-    <w:p>
-      <w:pPr>
-        <w:pStyle w:val="Corpotesto"/>
-        <w:rPr>
-          <w:i/>
-          <w:iCs/>
-          <w:lang w:val="en-US"/>
-        </w:rPr>
-      </w:pPr>
-      <w:r>
-        <w:rPr>
-          <w:i/>
-          <w:iCs/>
-          <w:lang w:val="en-US"/>
-        </w:rPr>
-        <w:t xml:space="preserve">Open with </w:t>
-      </w:r>
-      <w:proofErr w:type="spellStart"/>
-      <w:r>
-        <w:rPr>
-          <w:i/>
-          <w:iCs/>
-          <w:lang w:val="en-US"/>
-        </w:rPr>
-        <w:t>Pandoc</w:t>
-      </w:r>
-      <w:proofErr w:type="spellEnd"/>
-      <w:r>
-        <w:rPr>
-          <w:i/>
-          <w:iCs/>
-          <w:lang w:val="en-US"/>
-        </w:rPr>
-        <w:t>:</w:t>
-      </w:r>
-      <w:r>
-        <w:rPr>
-          <w:lang w:val="en-US"/>
-        </w:rPr>
-        <w:t xml:space="preserve"> save in the </w:t>
-      </w:r>
-      <w:r>
-        <w:rPr>
-          <w:i/>
-          <w:iCs/>
-          <w:lang w:val="en-US"/>
-        </w:rPr>
-        <w:t>Downloads</w:t>
-      </w:r>
-      <w:r>
-        <w:rPr>
-          <w:lang w:val="en-US"/>
-        </w:rPr>
-        <w:t xml:space="preserve"> directory </w:t>
-      </w:r>
-      <w:r>
-        <w:rPr>
-          <w:lang w:val="en-US"/>
-        </w:rPr>
-        <w:t xml:space="preserve">a file containing </w:t>
-      </w:r>
-      <w:r>
-        <w:rPr>
-          <w:lang w:val="en-US"/>
-        </w:rPr>
-        <w:t xml:space="preserve">the text of the current note converted in another format with </w:t>
-      </w:r>
-      <w:proofErr w:type="spellStart"/>
-      <w:r>
-        <w:rPr>
-          <w:lang w:val="en-US"/>
-        </w:rPr>
-        <w:t>Pandoc</w:t>
-      </w:r>
-      <w:proofErr w:type="spellEnd"/>
-      <w:r>
-        <w:rPr>
-          <w:lang w:val="en-US"/>
-        </w:rPr>
-        <w:t>.</w:t>
-      </w:r>
-      <w:r>
-        <w:rPr>
-          <w:lang w:val="en-US"/>
-        </w:rPr>
-        <w:t xml:space="preserve"> </w:t>
-      </w:r>
-      <w:r>
-        <w:rPr>
-          <w:lang w:val="en-US"/>
-        </w:rPr>
-        <w:t xml:space="preserve">The format could be </w:t>
-      </w:r>
-      <w:r>
-        <w:rPr>
-          <w:lang w:val="en-US"/>
-        </w:rPr>
-        <w:t>defined</w:t>
-      </w:r>
-      <w:r>
-        <w:rPr>
-          <w:lang w:val="en-US"/>
-        </w:rPr>
-        <w:t xml:space="preserve"> in the option</w:t>
-      </w:r>
-      <w:r>
-        <w:rPr>
-          <w:lang w:val="en-US"/>
-        </w:rPr>
-        <w:t>s</w:t>
-      </w:r>
-      <w:r>
-        <w:rPr>
-          <w:lang w:val="en-US"/>
-        </w:rPr>
-        <w:t xml:space="preserve"> of the software</w:t>
-      </w:r>
-      <w:r>
-        <w:rPr>
-          <w:lang w:val="en-US"/>
-        </w:rPr>
-        <w:t xml:space="preserve"> (see below)</w:t>
-      </w:r>
-      <w:r>
-        <w:rPr>
-          <w:lang w:val="en-US"/>
-        </w:rPr>
-        <w:t>.</w:t>
-      </w:r>
-    </w:p>
-    <w:p>
-      <w:pPr>
-        <w:pStyle w:val="Corpotesto"/>
-        <w:rPr>
-          <w:lang w:val="en-US"/>
-        </w:rPr>
-      </w:pPr>
-      <w:r>
-        <w:rPr>
-          <w:i/>
-          <w:iCs/>
-          <w:lang w:val="en-US"/>
-        </w:rPr>
-        <w:t>Show bookmarks</w:t>
-      </w:r>
-      <w:r>
-        <w:rPr>
-          <w:lang w:val="en-US"/>
-        </w:rPr>
-        <w:t>: show the form for managing bookmarks (see above).</w:t>
-      </w:r>
-    </w:p>
-    <w:p>
-      <w:pPr>
-        <w:pStyle w:val="Titolo2"/>
-        <w:rPr>
-          <w:lang w:val="en-US"/>
-        </w:rPr>
-      </w:pPr>
-      <w:r>
-        <w:rPr>
-          <w:lang w:val="en-US"/>
-        </w:rPr>
-        <w:t>Notebooks menu</w:t>
-      </w:r>
-    </w:p>
-    <w:p>
-      <w:pPr>
-        <w:pStyle w:val="Corpotesto"/>
-        <w:rPr>
-          <w:lang w:val="en-US"/>
-        </w:rPr>
-      </w:pPr>
-      <w:r>
-        <w:rPr>
-          <w:i/>
-          <w:iCs/>
-          <w:lang w:val="en-US"/>
-        </w:rPr>
-        <w:t>New</w:t>
-      </w:r>
-      <w:r>
-        <w:rPr>
-          <w:lang w:val="en-US"/>
-        </w:rPr>
-        <w:t>: create a new notebook and open the details form to type its title and any comment.</w:t>
-      </w:r>
-    </w:p>
-    <w:p>
-      <w:pPr>
-        <w:pStyle w:val="Corpotesto"/>
-        <w:rPr>
-          <w:lang w:val="en-US"/>
-        </w:rPr>
-      </w:pPr>
-      <w:r>
-        <w:rPr>
-          <w:i/>
-          <w:iCs/>
-          <w:lang w:val="en-US"/>
-        </w:rPr>
-        <w:t>Delete</w:t>
-      </w:r>
-      <w:r>
-        <w:rPr>
-          <w:lang w:val="en-US"/>
-        </w:rPr>
-        <w:t>: delete the current notebook, with all the sections and notes related to it.</w:t>
-      </w:r>
-    </w:p>
-    <w:p>
-      <w:pPr>
-        <w:pStyle w:val="Corpotesto"/>
-        <w:rPr>
-          <w:lang w:val="en-US"/>
-        </w:rPr>
-      </w:pPr>
-      <w:r>
-        <w:rPr>
-          <w:i/>
-          <w:iCs/>
-          <w:lang w:val="en-US"/>
-        </w:rPr>
-        <w:t xml:space="preserve">Sort </w:t>
-      </w:r>
-      <w:proofErr w:type="gramStart"/>
-      <w:r>
-        <w:rPr>
-          <w:i/>
-          <w:iCs/>
-          <w:lang w:val="en-US"/>
-        </w:rPr>
-        <w:t>by</w:t>
-      </w:r>
-      <w:r>
-        <w:rPr>
-          <w:lang w:val="en-US"/>
-        </w:rPr>
-        <w:t>:</w:t>
-      </w:r>
-      <w:proofErr w:type="gramEnd"/>
-      <w:r>
-        <w:rPr>
-          <w:lang w:val="en-US"/>
-        </w:rPr>
-        <w:t xml:space="preserve"> sort the notebooks as set by the user (</w:t>
-      </w:r>
-      <w:r>
-        <w:rPr>
-          <w:i/>
-          <w:iCs/>
-          <w:lang w:val="en-US"/>
-        </w:rPr>
-        <w:t>Custom</w:t>
-      </w:r>
-      <w:r>
-        <w:rPr>
-          <w:lang w:val="en-US"/>
-        </w:rPr>
-        <w:t xml:space="preserve"> item) or by title (</w:t>
-      </w:r>
-      <w:r>
-        <w:rPr>
-          <w:i/>
-          <w:iCs/>
-          <w:lang w:val="en-US"/>
-        </w:rPr>
-        <w:t>Title</w:t>
-      </w:r>
-      <w:r>
-        <w:rPr>
-          <w:lang w:val="en-US"/>
-        </w:rPr>
-        <w:t xml:space="preserve"> item); the user can </w:t>
-      </w:r>
-      <w:r>
-        <w:rPr>
-          <w:lang w:val="en-US"/>
-        </w:rPr>
-        <w:t>set</w:t>
-      </w:r>
-      <w:r>
-        <w:rPr>
-          <w:lang w:val="en-US"/>
-        </w:rPr>
-        <w:t xml:space="preserve"> the position of a notebook in the notebooks grid with the following menu item.</w:t>
-      </w:r>
-    </w:p>
-    <w:p>
-      <w:pPr>
-        <w:pStyle w:val="Corpotesto"/>
-        <w:rPr>
-          <w:lang w:val="en-US"/>
-        </w:rPr>
-      </w:pPr>
-      <w:r>
-        <w:rPr>
-          <w:i/>
-          <w:iCs/>
-          <w:lang w:val="en-US"/>
-        </w:rPr>
-        <w:t>Move</w:t>
-      </w:r>
-      <w:r>
-        <w:rPr>
-          <w:lang w:val="en-US"/>
-        </w:rPr>
-        <w:t>: move the current notebook up (</w:t>
-      </w:r>
-      <w:r>
-        <w:rPr>
-          <w:i/>
-          <w:iCs/>
-          <w:lang w:val="en-US"/>
-        </w:rPr>
-        <w:t>Up</w:t>
-      </w:r>
-      <w:r>
-        <w:rPr>
-          <w:lang w:val="en-US"/>
-        </w:rPr>
-        <w:t xml:space="preserve"> item) or down (</w:t>
-      </w:r>
-      <w:r>
-        <w:rPr>
-          <w:i/>
-          <w:iCs/>
-          <w:lang w:val="en-US"/>
-        </w:rPr>
-        <w:t>Down</w:t>
-      </w:r>
-      <w:r>
-        <w:rPr>
-          <w:lang w:val="en-US"/>
-        </w:rPr>
-        <w:t xml:space="preserve"> item) in the notebook grid.</w:t>
-      </w:r>
-    </w:p>
-    <w:p>
-      <w:pPr>
-        <w:pStyle w:val="Corpotesto"/>
-        <w:rPr>
-          <w:lang w:val="en-US"/>
-        </w:rPr>
-      </w:pPr>
-      <w:r>
-        <w:rPr>
-          <w:i/>
-          <w:iCs/>
-          <w:lang w:val="en-US"/>
-        </w:rPr>
-        <w:t>Details</w:t>
-      </w:r>
-      <w:r>
-        <w:rPr>
-          <w:lang w:val="en-US"/>
-        </w:rPr>
-        <w:t xml:space="preserve">: open the details form with the data of the current notebook, containing its ID, its </w:t>
-      </w:r>
-      <w:proofErr w:type="gramStart"/>
-      <w:r>
-        <w:rPr>
-          <w:lang w:val="en-US"/>
-        </w:rPr>
-        <w:t>title</w:t>
-      </w:r>
-      <w:proofErr w:type="gramEnd"/>
-      <w:r>
-        <w:rPr>
-          <w:lang w:val="en-US"/>
-        </w:rPr>
-        <w:t xml:space="preserve"> and some notes.</w:t>
-      </w:r>
-    </w:p>
-    <w:p>
-      <w:pPr>
-        <w:pStyle w:val="Corpotesto"/>
-        <w:rPr>
-          <w:lang w:val="en-US"/>
-        </w:rPr>
-      </w:pPr>
-      <w:r>
-        <w:rPr>
-          <w:i/>
-          <w:iCs/>
-          <w:lang w:val="en-US"/>
-        </w:rPr>
-        <w:t>Copy ID</w:t>
-      </w:r>
-      <w:r>
-        <w:rPr>
-          <w:lang w:val="en-US"/>
-        </w:rPr>
-        <w:t>: copy the ID of the current notebook in the clipboard.</w:t>
-      </w:r>
-    </w:p>
-    <w:p>
-      <w:pPr>
-        <w:pStyle w:val="Titolo2"/>
-        <w:rPr>
-          <w:lang w:val="en-US"/>
-        </w:rPr>
-      </w:pPr>
-      <w:r>
-        <w:rPr>
-          <w:lang w:val="en-US"/>
-        </w:rPr>
-        <w:t>Sections menu</w:t>
-      </w:r>
-    </w:p>
-    <w:p>
-      <w:pPr>
-        <w:pStyle w:val="Corpotesto"/>
-        <w:rPr>
-          <w:lang w:val="en-US"/>
-        </w:rPr>
-      </w:pPr>
-      <w:r>
-        <w:rPr>
-          <w:i/>
-          <w:iCs/>
-          <w:lang w:val="en-US"/>
-        </w:rPr>
-        <w:t>New</w:t>
-      </w:r>
-      <w:r>
-        <w:rPr>
-          <w:lang w:val="en-US"/>
-        </w:rPr>
-        <w:t>: create a new section and open the details form to type its title and any comment.</w:t>
-      </w:r>
-    </w:p>
-    <w:p>
-      <w:pPr>
-        <w:pStyle w:val="Corpotesto"/>
-        <w:rPr>
-          <w:lang w:val="en-US"/>
-        </w:rPr>
-      </w:pPr>
-      <w:r>
-        <w:rPr>
-          <w:lang w:val="en-US"/>
-        </w:rPr>
-        <w:t>Delete: delete the current section, with all the notes related to it.</w:t>
-      </w:r>
-    </w:p>
-    <w:p>
-      <w:pPr>
-        <w:pStyle w:val="Corpotesto"/>
-        <w:rPr>
-          <w:lang w:val="en-US"/>
-        </w:rPr>
-      </w:pPr>
-      <w:r>
-        <w:rPr>
-          <w:i/>
-          <w:iCs/>
-          <w:lang w:val="en-US"/>
-        </w:rPr>
-        <w:lastRenderedPageBreak/>
-        <w:t xml:space="preserve">Sort </w:t>
-      </w:r>
-      <w:proofErr w:type="gramStart"/>
-      <w:r>
-        <w:rPr>
-          <w:i/>
-          <w:iCs/>
-          <w:lang w:val="en-US"/>
-        </w:rPr>
-        <w:t>by</w:t>
-      </w:r>
-      <w:r>
-        <w:rPr>
-          <w:lang w:val="en-US"/>
-        </w:rPr>
-        <w:t>:</w:t>
-      </w:r>
-      <w:proofErr w:type="gramEnd"/>
-      <w:r>
-        <w:rPr>
-          <w:lang w:val="en-US"/>
-        </w:rPr>
-        <w:t xml:space="preserve"> sort the sections as set by the user (</w:t>
-      </w:r>
-      <w:r>
-        <w:rPr>
-          <w:i/>
-          <w:iCs/>
-          <w:lang w:val="en-US"/>
-        </w:rPr>
-        <w:t>Custom</w:t>
-      </w:r>
-      <w:r>
-        <w:rPr>
-          <w:lang w:val="en-US"/>
-        </w:rPr>
-        <w:t xml:space="preserve"> item) or by title (</w:t>
-      </w:r>
-      <w:r>
-        <w:rPr>
-          <w:i/>
-          <w:iCs/>
-          <w:lang w:val="en-US"/>
-        </w:rPr>
-        <w:t>Title</w:t>
-      </w:r>
-      <w:r>
-        <w:rPr>
-          <w:lang w:val="en-US"/>
-        </w:rPr>
-        <w:t xml:space="preserve"> item); the user can </w:t>
-      </w:r>
-      <w:r>
-        <w:rPr>
-          <w:lang w:val="en-US"/>
-        </w:rPr>
-        <w:t>set</w:t>
-      </w:r>
-      <w:r>
-        <w:rPr>
-          <w:lang w:val="en-US"/>
-        </w:rPr>
-        <w:t xml:space="preserve"> the position of a section in the sections grid with the following menu item.</w:t>
-      </w:r>
-    </w:p>
-    <w:p>
-      <w:pPr>
-        <w:pStyle w:val="Corpotesto"/>
-        <w:rPr>
-          <w:lang w:val="en-US"/>
-        </w:rPr>
-      </w:pPr>
-      <w:r>
-        <w:rPr>
-          <w:i/>
-          <w:iCs/>
-          <w:lang w:val="en-US"/>
-        </w:rPr>
-        <w:t>Move</w:t>
-      </w:r>
-      <w:r>
-        <w:rPr>
-          <w:lang w:val="en-US"/>
-        </w:rPr>
-        <w:t>: move the current section up (</w:t>
-      </w:r>
-      <w:r>
-        <w:rPr>
-          <w:i/>
-          <w:iCs/>
-          <w:lang w:val="en-US"/>
-        </w:rPr>
-        <w:t>Up</w:t>
-      </w:r>
-      <w:r>
-        <w:rPr>
-          <w:lang w:val="en-US"/>
-        </w:rPr>
-        <w:t xml:space="preserve"> item) or down (</w:t>
-      </w:r>
-      <w:r>
-        <w:rPr>
-          <w:i/>
-          <w:iCs/>
-          <w:lang w:val="en-US"/>
-        </w:rPr>
-        <w:t>Down</w:t>
-      </w:r>
-      <w:r>
-        <w:rPr>
-          <w:lang w:val="en-US"/>
-        </w:rPr>
-        <w:t xml:space="preserve"> item) in the sections grid.</w:t>
-      </w:r>
-    </w:p>
-    <w:p>
-      <w:pPr>
-        <w:pStyle w:val="Corpotesto"/>
-        <w:rPr>
-          <w:lang w:val="en-US"/>
-        </w:rPr>
-      </w:pPr>
-      <w:r>
-        <w:rPr>
-          <w:i/>
-          <w:iCs/>
-          <w:lang w:val="en-US"/>
-        </w:rPr>
-        <w:t>Details</w:t>
-      </w:r>
-      <w:r>
-        <w:rPr>
-          <w:lang w:val="en-US"/>
-        </w:rPr>
-        <w:t xml:space="preserve">: open the details form with the data of the current section, containing its ID, its </w:t>
-      </w:r>
-      <w:proofErr w:type="gramStart"/>
-      <w:r>
-        <w:rPr>
-          <w:lang w:val="en-US"/>
-        </w:rPr>
-        <w:t>title</w:t>
-      </w:r>
-      <w:proofErr w:type="gramEnd"/>
-      <w:r>
-        <w:rPr>
-          <w:lang w:val="en-US"/>
-        </w:rPr>
-        <w:t xml:space="preserve"> and some notes.</w:t>
-      </w:r>
-    </w:p>
-    <w:p>
-      <w:pPr>
-        <w:pStyle w:val="Corpotesto"/>
-        <w:rPr>
-          <w:lang w:val="en-US"/>
-        </w:rPr>
-      </w:pPr>
-      <w:r>
-        <w:rPr>
-          <w:i/>
-          <w:iCs/>
-          <w:lang w:val="en-US"/>
-        </w:rPr>
-        <w:t>Change notebook</w:t>
-      </w:r>
-      <w:r>
-        <w:rPr>
-          <w:lang w:val="en-US"/>
-        </w:rPr>
-        <w:t xml:space="preserve">: open a form to enter the ID of a notebook </w:t>
-      </w:r>
-      <w:proofErr w:type="gramStart"/>
-      <w:r>
-        <w:rPr>
-          <w:lang w:val="en-US"/>
-        </w:rPr>
-        <w:t>in order to</w:t>
-      </w:r>
-      <w:proofErr w:type="gramEnd"/>
-      <w:r>
-        <w:rPr>
-          <w:lang w:val="en-US"/>
-        </w:rPr>
-        <w:t xml:space="preserve"> move the current section under it; the </w:t>
-      </w:r>
-      <w:r>
-        <w:rPr>
-          <w:i/>
-          <w:iCs/>
-          <w:lang w:val="en-US"/>
-        </w:rPr>
-        <w:t>Paste</w:t>
-      </w:r>
-      <w:r>
-        <w:rPr>
-          <w:lang w:val="en-US"/>
-        </w:rPr>
-        <w:t xml:space="preserve"> button or the shortcut </w:t>
-      </w:r>
-      <w:r>
-        <w:rPr>
-          <w:i/>
-          <w:iCs/>
-          <w:lang w:val="en-US"/>
-        </w:rPr>
-        <w:t>Command +</w:t>
-      </w:r>
-      <w:r>
-        <w:rPr>
-          <w:i/>
-          <w:iCs/>
-          <w:lang w:val="en-US"/>
-        </w:rPr>
-        <w:t xml:space="preserve"> V</w:t>
-      </w:r>
-      <w:r>
-        <w:rPr>
-          <w:lang w:val="en-US"/>
-        </w:rPr>
-        <w:t xml:space="preserve"> allow to paste the ID already copied in the clipboard, and to show the name of the associated notebook in a label.</w:t>
-      </w:r>
-    </w:p>
-    <w:p>
-      <w:pPr>
-        <w:pStyle w:val="Corpotesto"/>
-        <w:rPr>
-          <w:lang w:val="en-US"/>
-        </w:rPr>
-      </w:pPr>
-      <w:r>
-        <w:rPr>
-          <w:i/>
-          <w:iCs/>
-          <w:lang w:val="en-US"/>
-        </w:rPr>
-        <w:t>Copy ID</w:t>
-      </w:r>
-      <w:r>
-        <w:rPr>
-          <w:lang w:val="en-US"/>
-        </w:rPr>
-        <w:t>: copy the ID of the current section.</w:t>
-      </w:r>
-    </w:p>
-    <w:p>
-      <w:pPr>
-        <w:pStyle w:val="Titolo2"/>
-        <w:rPr>
-          <w:lang w:val="en-US"/>
-        </w:rPr>
-      </w:pPr>
-      <w:r>
-        <w:rPr>
-          <w:lang w:val="en-US"/>
-        </w:rPr>
-        <w:t>Notes menu</w:t>
-      </w:r>
-    </w:p>
-    <w:p>
-      <w:pPr>
-        <w:pStyle w:val="Corpotesto"/>
-        <w:rPr>
-          <w:lang w:val="en-US"/>
-        </w:rPr>
-      </w:pPr>
-      <w:r>
-        <w:rPr>
-          <w:i/>
-          <w:iCs/>
-          <w:lang w:val="en-US"/>
-        </w:rPr>
-        <w:t>New</w:t>
-      </w:r>
-      <w:r>
-        <w:rPr>
-          <w:lang w:val="en-US"/>
-        </w:rPr>
-        <w:t>: create a new note.</w:t>
-      </w:r>
-    </w:p>
-    <w:p>
-      <w:pPr>
-        <w:pStyle w:val="Corpotesto"/>
-        <w:rPr>
-          <w:lang w:val="en-US"/>
-        </w:rPr>
-      </w:pPr>
-      <w:r>
-        <w:rPr>
-          <w:i/>
-          <w:iCs/>
-          <w:lang w:val="en-US"/>
-        </w:rPr>
-        <w:t>Delete</w:t>
-      </w:r>
-      <w:r>
-        <w:rPr>
-          <w:lang w:val="en-US"/>
-        </w:rPr>
-        <w:t xml:space="preserve">: delete the current note, with any possible attachments, </w:t>
-      </w:r>
-      <w:proofErr w:type="gramStart"/>
-      <w:r>
-        <w:rPr>
-          <w:lang w:val="en-US"/>
-        </w:rPr>
-        <w:t>tags</w:t>
-      </w:r>
-      <w:proofErr w:type="gramEnd"/>
-      <w:r>
-        <w:rPr>
-          <w:lang w:val="en-US"/>
-        </w:rPr>
-        <w:t xml:space="preserve"> and links.</w:t>
-      </w:r>
-    </w:p>
-    <w:p>
-      <w:pPr>
-        <w:pStyle w:val="Corpotesto"/>
-        <w:rPr>
-          <w:lang w:val="en-US"/>
-        </w:rPr>
-      </w:pPr>
-      <w:r>
-        <w:rPr>
-          <w:i/>
-          <w:iCs/>
-          <w:lang w:val="en-US"/>
-        </w:rPr>
-        <w:t xml:space="preserve">Sort </w:t>
-      </w:r>
-      <w:proofErr w:type="gramStart"/>
-      <w:r>
-        <w:rPr>
-          <w:i/>
-          <w:iCs/>
-          <w:lang w:val="en-US"/>
-        </w:rPr>
-        <w:t>by</w:t>
-      </w:r>
-      <w:r>
-        <w:rPr>
-          <w:lang w:val="en-US"/>
-        </w:rPr>
-        <w:t>:</w:t>
-      </w:r>
-      <w:proofErr w:type="gramEnd"/>
-      <w:r>
-        <w:rPr>
-          <w:lang w:val="en-US"/>
-        </w:rPr>
-        <w:t xml:space="preserve"> sort the notes as set by the user (</w:t>
-      </w:r>
-      <w:r>
-        <w:rPr>
-          <w:i/>
-          <w:iCs/>
-          <w:lang w:val="en-US"/>
-        </w:rPr>
-        <w:t>Custom</w:t>
-      </w:r>
-      <w:r>
-        <w:rPr>
-          <w:lang w:val="en-US"/>
-        </w:rPr>
-        <w:t xml:space="preserve"> item), by title (</w:t>
-      </w:r>
-      <w:r>
-        <w:rPr>
-          <w:i/>
-          <w:iCs/>
-          <w:lang w:val="en-US"/>
-        </w:rPr>
-        <w:t>Title</w:t>
-      </w:r>
-      <w:r>
-        <w:rPr>
-          <w:lang w:val="en-US"/>
-        </w:rPr>
-        <w:t xml:space="preserve"> item) or by modification date (</w:t>
-      </w:r>
-      <w:r>
-        <w:rPr>
-          <w:i/>
-          <w:iCs/>
-          <w:lang w:val="en-US"/>
-        </w:rPr>
-        <w:t xml:space="preserve">Modification date </w:t>
-      </w:r>
-      <w:r>
-        <w:rPr>
-          <w:lang w:val="en-US"/>
-        </w:rPr>
-        <w:t xml:space="preserve">item); the user can </w:t>
-      </w:r>
-      <w:r>
-        <w:rPr>
-          <w:lang w:val="en-US"/>
-        </w:rPr>
-        <w:t>set</w:t>
-      </w:r>
-      <w:r>
-        <w:rPr>
-          <w:lang w:val="en-US"/>
-        </w:rPr>
-        <w:t xml:space="preserve"> the position of a note in the notes grid with the following menu item.</w:t>
-      </w:r>
-    </w:p>
-    <w:p>
-      <w:pPr>
-        <w:pStyle w:val="Corpotesto"/>
-        <w:rPr>
-          <w:lang w:val="en-US"/>
-        </w:rPr>
-      </w:pPr>
-      <w:r>
-        <w:rPr>
-          <w:i/>
-          <w:iCs/>
-          <w:lang w:val="en-US"/>
-        </w:rPr>
-        <w:t>Move</w:t>
-      </w:r>
-      <w:r>
-        <w:rPr>
-          <w:lang w:val="en-US"/>
-        </w:rPr>
-        <w:t>: move the current note up (</w:t>
-      </w:r>
-      <w:r>
-        <w:rPr>
-          <w:i/>
-          <w:iCs/>
-          <w:lang w:val="en-US"/>
-        </w:rPr>
-        <w:t>Up</w:t>
-      </w:r>
-      <w:r>
-        <w:rPr>
-          <w:lang w:val="en-US"/>
-        </w:rPr>
-        <w:t xml:space="preserve"> item) or down (</w:t>
-      </w:r>
-      <w:r>
-        <w:rPr>
-          <w:i/>
-          <w:iCs/>
-          <w:lang w:val="en-US"/>
-        </w:rPr>
-        <w:t>Down</w:t>
-      </w:r>
-      <w:r>
-        <w:rPr>
-          <w:lang w:val="en-US"/>
-        </w:rPr>
-        <w:t xml:space="preserve"> item) in the notes grid.</w:t>
-      </w:r>
-    </w:p>
-    <w:p>
-      <w:pPr>
-        <w:pStyle w:val="Corpotesto"/>
-        <w:rPr>
-          <w:lang w:val="en-US"/>
-        </w:rPr>
-      </w:pPr>
-      <w:r>
-        <w:rPr>
-          <w:i/>
-          <w:iCs/>
-          <w:lang w:val="en-US"/>
-        </w:rPr>
-        <w:t>Attachments</w:t>
-      </w:r>
-      <w:r>
-        <w:rPr>
-          <w:lang w:val="en-US"/>
-        </w:rPr>
-        <w:t>: attach one or more files of any kind to the current note (</w:t>
-      </w:r>
-      <w:r>
-        <w:rPr>
-          <w:i/>
-          <w:iCs/>
-          <w:lang w:val="en-US"/>
-        </w:rPr>
-        <w:t>New</w:t>
-      </w:r>
-      <w:r>
-        <w:rPr>
-          <w:lang w:val="en-US"/>
-        </w:rPr>
-        <w:t xml:space="preserve"> item), delete the current one (</w:t>
-      </w:r>
-      <w:r>
-        <w:rPr>
-          <w:i/>
-          <w:iCs/>
-          <w:lang w:val="en-US"/>
-        </w:rPr>
-        <w:t>Delete</w:t>
-      </w:r>
-      <w:r>
-        <w:rPr>
-          <w:lang w:val="en-US"/>
-        </w:rPr>
-        <w:t xml:space="preserve"> item), open it (</w:t>
-      </w:r>
-      <w:r>
-        <w:rPr>
-          <w:i/>
-          <w:iCs/>
-          <w:lang w:val="en-US"/>
-        </w:rPr>
-        <w:t>Open</w:t>
-      </w:r>
-      <w:r>
-        <w:rPr>
-          <w:lang w:val="en-US"/>
-        </w:rPr>
-        <w:t xml:space="preserve"> item)</w:t>
-      </w:r>
-      <w:r>
-        <w:rPr>
-          <w:lang w:val="en-US"/>
-        </w:rPr>
-        <w:t xml:space="preserve">, </w:t>
-      </w:r>
-      <w:r>
-        <w:rPr>
-          <w:lang w:val="en-US"/>
-        </w:rPr>
-        <w:t>save it (</w:t>
-      </w:r>
-      <w:r>
-        <w:rPr>
-          <w:i/>
-          <w:iCs/>
-          <w:lang w:val="en-US"/>
-        </w:rPr>
-        <w:t xml:space="preserve">Save as </w:t>
-      </w:r>
-      <w:r>
-        <w:rPr>
-          <w:lang w:val="en-US"/>
-        </w:rPr>
-        <w:t>item)</w:t>
-      </w:r>
-      <w:r>
-        <w:rPr>
-          <w:lang w:val="en-US"/>
-        </w:rPr>
-        <w:t>, save it in the Downloads folder (</w:t>
-      </w:r>
-      <w:r>
-        <w:rPr>
-          <w:i/>
-          <w:iCs/>
-          <w:lang w:val="en-US"/>
-        </w:rPr>
-        <w:t>Save in Downloads</w:t>
-      </w:r>
-      <w:r>
-        <w:rPr>
-          <w:lang w:val="en-US"/>
-        </w:rPr>
-        <w:t xml:space="preserve"> item</w:t>
-      </w:r>
-      <w:r>
-        <w:rPr>
-          <w:lang w:val="en-US"/>
-        </w:rPr>
-        <w:t>), replace the current attachment with the one having the same name in the Downloads folder (</w:t>
-      </w:r>
-      <w:r>
-        <w:rPr>
-          <w:i/>
-          <w:iCs/>
-          <w:lang w:val="en-US"/>
-        </w:rPr>
-        <w:t>Load from Downloads</w:t>
-      </w:r>
-      <w:r>
-        <w:rPr>
-          <w:lang w:val="en-US"/>
-        </w:rPr>
-        <w:t xml:space="preserve"> item</w:t>
-      </w:r>
-      <w:r>
-        <w:rPr>
-          <w:lang w:val="en-US"/>
-        </w:rPr>
-        <w:t>)</w:t>
-      </w:r>
-      <w:r>
-        <w:rPr>
-          <w:lang w:val="en-US"/>
-        </w:rPr>
-        <w:t xml:space="preserve"> and insert its name in the text of the current note (</w:t>
-      </w:r>
-      <w:r>
-        <w:rPr>
-          <w:i/>
-          <w:iCs/>
-          <w:lang w:val="en-US"/>
-        </w:rPr>
-        <w:t>Insert name</w:t>
-      </w:r>
-      <w:r>
-        <w:rPr>
-          <w:lang w:val="en-US"/>
-        </w:rPr>
-        <w:t xml:space="preserve"> item)</w:t>
-      </w:r>
-      <w:r>
-        <w:rPr>
-          <w:lang w:val="en-US"/>
-        </w:rPr>
-        <w:t>; it’s possible to attach files also by dragging them onto the main form of the software when a note is active.</w:t>
-      </w:r>
-    </w:p>
-    <w:p>
-      <w:pPr>
-        <w:pStyle w:val="Corpotesto"/>
-        <w:rPr>
-          <w:lang w:val="en-US"/>
-        </w:rPr>
-      </w:pPr>
-      <w:r>
-        <w:rPr>
-          <w:i/>
-          <w:iCs/>
-          <w:lang w:val="en-US"/>
-        </w:rPr>
-        <w:t>Tags</w:t>
-      </w:r>
-      <w:r>
-        <w:rPr>
-          <w:lang w:val="en-US"/>
-        </w:rPr>
-        <w:t>: create a new tag related to the current note (</w:t>
-      </w:r>
-      <w:r>
-        <w:rPr>
-          <w:i/>
-          <w:iCs/>
-          <w:lang w:val="en-US"/>
-        </w:rPr>
-        <w:t>New</w:t>
-      </w:r>
-      <w:r>
-        <w:rPr>
-          <w:lang w:val="en-US"/>
-        </w:rPr>
-        <w:t xml:space="preserve"> item), delete the current one (</w:t>
-      </w:r>
-      <w:r>
-        <w:rPr>
-          <w:i/>
-          <w:iCs/>
-          <w:lang w:val="en-US"/>
-        </w:rPr>
-        <w:t>Delete</w:t>
-      </w:r>
-      <w:r>
-        <w:rPr>
-          <w:lang w:val="en-US"/>
-        </w:rPr>
-        <w:t xml:space="preserve"> item)</w:t>
-      </w:r>
-      <w:r>
-        <w:rPr>
-          <w:lang w:val="en-US"/>
-        </w:rPr>
-        <w:t>,</w:t>
-      </w:r>
-      <w:r>
-        <w:rPr>
-          <w:lang w:val="en-US"/>
-        </w:rPr>
-        <w:t xml:space="preserve"> rename a tag in all the notes of the database (</w:t>
-      </w:r>
-      <w:r>
-        <w:rPr>
-          <w:i/>
-          <w:iCs/>
-          <w:lang w:val="en-US"/>
-        </w:rPr>
-        <w:t xml:space="preserve">Rename tag </w:t>
-      </w:r>
-      <w:r>
-        <w:rPr>
-          <w:lang w:val="en-US"/>
-        </w:rPr>
-        <w:t>item)</w:t>
-      </w:r>
-      <w:r>
-        <w:rPr>
-          <w:lang w:val="en-US"/>
-        </w:rPr>
-        <w:t xml:space="preserve"> and delete the possible empty tags created by error (</w:t>
-      </w:r>
-      <w:r>
-        <w:rPr>
-          <w:i/>
-          <w:iCs/>
-          <w:lang w:val="en-US"/>
-        </w:rPr>
-        <w:t>Delete empty tags</w:t>
-      </w:r>
-      <w:r>
-        <w:rPr>
-          <w:lang w:val="en-US"/>
-        </w:rPr>
-        <w:t xml:space="preserve"> item)</w:t>
-      </w:r>
-      <w:r>
-        <w:rPr>
-          <w:lang w:val="en-US"/>
-        </w:rPr>
-        <w:t xml:space="preserve">; it’s possible to add a new tag </w:t>
-      </w:r>
-      <w:r>
-        <w:rPr>
-          <w:lang w:val="en-US"/>
-        </w:rPr>
-        <w:t xml:space="preserve">in the current note also </w:t>
-      </w:r>
-      <w:r>
-        <w:rPr>
-          <w:lang w:val="en-US"/>
-        </w:rPr>
-        <w:t xml:space="preserve">selecting it in the tags list within the </w:t>
-      </w:r>
-      <w:r>
-        <w:rPr>
-          <w:i/>
-          <w:iCs/>
-          <w:lang w:val="en-US"/>
-        </w:rPr>
-        <w:t>Search</w:t>
-      </w:r>
-      <w:r>
-        <w:rPr>
-          <w:lang w:val="en-US"/>
-        </w:rPr>
-        <w:t xml:space="preserve"> section and </w:t>
-      </w:r>
-      <w:r>
-        <w:rPr>
-          <w:lang w:val="en-US"/>
-        </w:rPr>
-        <w:t xml:space="preserve">using </w:t>
-      </w:r>
-      <w:r>
-        <w:rPr>
-          <w:lang w:val="en-US"/>
-        </w:rPr>
-        <w:t xml:space="preserve">the popup menu </w:t>
-      </w:r>
-      <w:r>
-        <w:rPr>
-          <w:i/>
-          <w:iCs/>
-          <w:lang w:val="en-US"/>
-        </w:rPr>
-        <w:t>Insert tag in current note</w:t>
-      </w:r>
-      <w:r>
-        <w:rPr>
-          <w:lang w:val="en-US"/>
-        </w:rPr>
-        <w:t xml:space="preserve">, or, if the tags list is selected, </w:t>
-      </w:r>
-      <w:r>
-        <w:rPr>
-          <w:lang w:val="en-US"/>
-        </w:rPr>
-        <w:t xml:space="preserve">also with menu item at stake or its shortcut </w:t>
-      </w:r>
-      <w:r>
-        <w:rPr>
-          <w:lang w:val="en-US"/>
-        </w:rPr>
-        <w:t>(</w:t>
-      </w:r>
-      <w:r>
-        <w:rPr>
-          <w:i/>
-          <w:iCs/>
-          <w:lang w:val="en-US"/>
-        </w:rPr>
-        <w:t>Command +</w:t>
-      </w:r>
-      <w:r>
-        <w:rPr>
-          <w:i/>
-          <w:iCs/>
-          <w:lang w:val="en-US"/>
-        </w:rPr>
-        <w:t xml:space="preserve"> T</w:t>
-      </w:r>
-      <w:r>
-        <w:rPr>
-          <w:lang w:val="en-US"/>
-        </w:rPr>
-        <w:t>).</w:t>
-      </w:r>
-    </w:p>
-    <w:p>
-      <w:pPr>
-        <w:pStyle w:val="Corpotesto"/>
-        <w:rPr>
-          <w:lang w:val="en-US"/>
-        </w:rPr>
-      </w:pPr>
-      <w:r>
-        <w:rPr>
-          <w:i/>
-          <w:iCs/>
-          <w:lang w:val="en-US"/>
-        </w:rPr>
-        <w:t>Links</w:t>
-      </w:r>
-      <w:r>
-        <w:rPr>
-          <w:lang w:val="en-US"/>
-        </w:rPr>
-        <w:t>: open a form to enter the ID of an existing note to link it to the current one, simultaneously creating a link to the latter in the first one (</w:t>
-      </w:r>
-      <w:r>
-        <w:rPr>
-          <w:i/>
-          <w:iCs/>
-          <w:lang w:val="en-US"/>
-        </w:rPr>
-        <w:t>New</w:t>
-      </w:r>
-      <w:r>
-        <w:rPr>
-          <w:lang w:val="en-US"/>
-        </w:rPr>
-        <w:t xml:space="preserve"> item), delete the current link and the corresponding one in the linked note (</w:t>
-      </w:r>
-      <w:r>
-        <w:rPr>
-          <w:i/>
-          <w:iCs/>
-          <w:lang w:val="en-US"/>
-        </w:rPr>
-        <w:t>Delete</w:t>
-      </w:r>
-      <w:r>
-        <w:rPr>
-          <w:lang w:val="en-US"/>
-        </w:rPr>
-        <w:t xml:space="preserve"> item) and find the linked note (</w:t>
-      </w:r>
-      <w:r>
-        <w:rPr>
-          <w:i/>
-          <w:iCs/>
-          <w:lang w:val="en-US"/>
-        </w:rPr>
-        <w:t xml:space="preserve">Locate linked note </w:t>
-      </w:r>
-      <w:r>
-        <w:rPr>
-          <w:lang w:val="en-US"/>
-        </w:rPr>
-        <w:t>item); this last operation can also be carried out by double-clicking on the link.</w:t>
-      </w:r>
-    </w:p>
-    <w:p>
-      <w:pPr>
-        <w:pStyle w:val="Corpotesto"/>
-        <w:rPr>
-          <w:lang w:val="en-US"/>
-        </w:rPr>
-      </w:pPr>
-      <w:r>
-        <w:rPr>
-          <w:i/>
-          <w:iCs/>
-          <w:lang w:val="en-US"/>
-        </w:rPr>
-        <w:t>Tasks</w:t>
-      </w:r>
-      <w:r>
-        <w:rPr>
-          <w:lang w:val="en-US"/>
-        </w:rPr>
-        <w:t>: create a new activity (</w:t>
-      </w:r>
-      <w:r>
-        <w:rPr>
-          <w:i/>
-          <w:iCs/>
-          <w:lang w:val="en-US"/>
-        </w:rPr>
-        <w:t>New</w:t>
-      </w:r>
-      <w:r>
-        <w:rPr>
-          <w:lang w:val="en-US"/>
-        </w:rPr>
-        <w:t xml:space="preserve"> item), delete the current one (</w:t>
-      </w:r>
-      <w:r>
-        <w:rPr>
-          <w:i/>
-          <w:iCs/>
-          <w:lang w:val="en-US"/>
-        </w:rPr>
-        <w:t>Delete</w:t>
-      </w:r>
-      <w:r>
-        <w:rPr>
-          <w:lang w:val="en-US"/>
-        </w:rPr>
-        <w:t xml:space="preserve"> item)</w:t>
-      </w:r>
-      <w:r>
-        <w:rPr>
-          <w:lang w:val="en-US"/>
-        </w:rPr>
-        <w:t xml:space="preserve">, sort the </w:t>
-      </w:r>
-      <w:r>
-        <w:rPr>
-          <w:lang w:val="en-US"/>
-        </w:rPr>
-        <w:t xml:space="preserve">activities </w:t>
-      </w:r>
-      <w:r>
-        <w:rPr>
-          <w:lang w:val="en-US"/>
-        </w:rPr>
-        <w:t>after changes (</w:t>
-      </w:r>
-      <w:r>
-        <w:rPr>
-          <w:i/>
-          <w:iCs/>
-          <w:lang w:val="en-US"/>
-        </w:rPr>
-        <w:t>Sort</w:t>
-      </w:r>
-      <w:r>
-        <w:rPr>
-          <w:lang w:val="en-US"/>
-        </w:rPr>
-        <w:t xml:space="preserve"> item) </w:t>
-      </w:r>
-      <w:r>
-        <w:rPr>
-          <w:lang w:val="en-US"/>
-        </w:rPr>
-        <w:t>and hide the completed activities (</w:t>
-      </w:r>
-      <w:r>
-        <w:rPr>
-          <w:i/>
-          <w:iCs/>
-          <w:lang w:val="en-US"/>
-        </w:rPr>
-        <w:t>Hide done tasks</w:t>
-      </w:r>
-      <w:r>
-        <w:rPr>
-          <w:lang w:val="en-US"/>
-        </w:rPr>
-        <w:t xml:space="preserve"> item).</w:t>
-      </w:r>
-    </w:p>
-    <w:p>
-      <w:pPr>
-        <w:pStyle w:val="Corpotesto"/>
-        <w:rPr>
-          <w:lang w:val="en-US"/>
-        </w:rPr>
-      </w:pPr>
-      <w:r>
-        <w:rPr>
-          <w:i/>
-          <w:iCs/>
-          <w:lang w:val="en-US"/>
-        </w:rPr>
-        <w:t>Show all tasks</w:t>
-      </w:r>
-      <w:r>
-        <w:rPr>
-          <w:lang w:val="en-US"/>
-        </w:rPr>
-        <w:t>: open a grid containing all the activities of all the notes in the database; the notes are not editable, but double clicking on one of them brings to the note that contains it.</w:t>
-      </w:r>
-    </w:p>
-    <w:p>
-      <w:pPr>
-        <w:pStyle w:val="Corpotesto"/>
-        <w:rPr>
-          <w:lang w:val="en-US"/>
-        </w:rPr>
-      </w:pPr>
-      <w:r>
-        <w:rPr>
-          <w:i/>
-          <w:iCs/>
-          <w:lang w:val="en-US"/>
-        </w:rPr>
-        <w:t>Import from file</w:t>
-      </w:r>
-      <w:r>
-        <w:rPr>
-          <w:lang w:val="en-US"/>
-        </w:rPr>
-        <w:t>: import a Microsoft Word file (with the extension .docx and not .doc), LibreOffice Writer file (with the extension .</w:t>
-      </w:r>
-      <w:proofErr w:type="spellStart"/>
-      <w:r>
-        <w:rPr>
-          <w:lang w:val="en-US"/>
-        </w:rPr>
-        <w:t>odt</w:t>
-      </w:r>
-      <w:proofErr w:type="spellEnd"/>
-      <w:r>
-        <w:rPr>
-          <w:lang w:val="en-US"/>
-        </w:rPr>
-        <w:t>) or a file in plain text (with the extension .txt) into a new note; except in this last case, the original file is attached to the note, while its content is always imported as note text, without formatting.</w:t>
-      </w:r>
-    </w:p>
-    <w:p>
-      <w:pPr>
-        <w:pStyle w:val="Corpotesto"/>
-        <w:rPr>
-          <w:lang w:val="en-US"/>
-        </w:rPr>
-      </w:pPr>
-      <w:r>
-        <w:rPr>
-          <w:i/>
-          <w:iCs/>
-          <w:lang w:val="en-US"/>
-        </w:rPr>
-        <w:t>Change section</w:t>
-      </w:r>
-      <w:r>
-        <w:rPr>
-          <w:lang w:val="en-US"/>
-        </w:rPr>
-        <w:t xml:space="preserve">: open a form to enter the ID of a section </w:t>
-      </w:r>
-      <w:proofErr w:type="gramStart"/>
-      <w:r>
-        <w:rPr>
-          <w:lang w:val="en-US"/>
-        </w:rPr>
-        <w:t>in order to</w:t>
-      </w:r>
-      <w:proofErr w:type="gramEnd"/>
-      <w:r>
-        <w:rPr>
-          <w:lang w:val="en-US"/>
-        </w:rPr>
-        <w:t xml:space="preserve"> move the current note under it; the </w:t>
-      </w:r>
-      <w:r>
-        <w:rPr>
-          <w:i/>
-          <w:iCs/>
-          <w:lang w:val="en-US"/>
-        </w:rPr>
-        <w:t>Paste</w:t>
-      </w:r>
-      <w:r>
-        <w:rPr>
-          <w:lang w:val="en-US"/>
-        </w:rPr>
-        <w:t xml:space="preserve"> button or the shortcut </w:t>
-      </w:r>
-      <w:r>
-        <w:rPr>
-          <w:i/>
-          <w:iCs/>
-          <w:lang w:val="en-US"/>
-        </w:rPr>
-        <w:t>Command +</w:t>
-      </w:r>
-      <w:r>
-        <w:rPr>
-          <w:i/>
-          <w:iCs/>
-          <w:lang w:val="en-US"/>
-        </w:rPr>
-        <w:t xml:space="preserve"> V</w:t>
-      </w:r>
-      <w:r>
-        <w:rPr>
-          <w:lang w:val="en-US"/>
-        </w:rPr>
-        <w:t xml:space="preserve"> allow to paste the ID already copied in the clipboard, and to show the name of the associated section in a label.</w:t>
-      </w:r>
-    </w:p>
-    <w:p>
-      <w:pPr>
-        <w:pStyle w:val="Corpotesto"/>
-        <w:rPr>
-          <w:lang w:val="en-US"/>
-        </w:rPr>
-      </w:pPr>
-      <w:r>
-        <w:rPr>
-          <w:i/>
-          <w:iCs/>
-          <w:lang w:val="en-US"/>
-        </w:rPr>
-        <w:t>Copy ID</w:t>
-      </w:r>
-      <w:r>
-        <w:rPr>
-          <w:lang w:val="en-US"/>
-        </w:rPr>
-        <w:t>: copy the ID of the current note.</w:t>
-      </w:r>
-    </w:p>
-    <w:p>
-      <w:pPr>
-        <w:pStyle w:val="Corpotesto"/>
-        <w:rPr>
-          <w:lang w:val="en-US"/>
-        </w:rPr>
-      </w:pPr>
-      <w:r>
-        <w:rPr>
-          <w:i/>
-          <w:iCs/>
-          <w:lang w:val="en-US"/>
-        </w:rPr>
-        <w:t>Search in note</w:t>
-      </w:r>
-      <w:r>
-        <w:rPr>
-          <w:lang w:val="en-US"/>
-        </w:rPr>
-        <w:t xml:space="preserve">: find the first </w:t>
-      </w:r>
-      <w:r>
-        <w:rPr>
-          <w:lang w:val="en-US"/>
-        </w:rPr>
-        <w:t xml:space="preserve">occurrence </w:t>
-      </w:r>
-      <w:r>
-        <w:rPr>
-          <w:lang w:val="en-US"/>
-        </w:rPr>
-        <w:t xml:space="preserve">– </w:t>
-      </w:r>
-      <w:r>
-        <w:rPr>
-          <w:lang w:val="en-US"/>
-        </w:rPr>
-        <w:t>with the proper button or</w:t>
-      </w:r>
-      <w:r>
-        <w:rPr>
-          <w:lang w:val="en-US"/>
-        </w:rPr>
-        <w:t xml:space="preserve"> pressing </w:t>
-      </w:r>
-      <w:r>
-        <w:rPr>
-          <w:i/>
-          <w:lang w:val="en-US"/>
-        </w:rPr>
-        <w:t>Return</w:t>
-      </w:r>
-      <w:r>
-        <w:rPr>
-          <w:lang w:val="en-US"/>
-        </w:rPr>
-        <w:t xml:space="preserve"> in the field </w:t>
-      </w:r>
-      <w:r>
-        <w:rPr>
-          <w:i/>
-          <w:lang w:val="en-US"/>
-        </w:rPr>
-        <w:t>Text to find</w:t>
-      </w:r>
-      <w:r>
-        <w:rPr>
-          <w:lang w:val="en-US"/>
-        </w:rPr>
-        <w:t xml:space="preserve"> – </w:t>
-      </w:r>
-      <w:r>
-        <w:rPr>
-          <w:lang w:val="en-US"/>
-        </w:rPr>
-        <w:t xml:space="preserve">or </w:t>
-      </w:r>
-      <w:r>
-        <w:rPr>
-          <w:lang w:val="en-US"/>
-        </w:rPr>
-        <w:t xml:space="preserve">the </w:t>
-      </w:r>
-      <w:r>
-        <w:rPr>
-          <w:lang w:val="en-US"/>
-        </w:rPr>
-        <w:t xml:space="preserve">following </w:t>
-      </w:r>
-      <w:r>
-        <w:rPr>
-          <w:lang w:val="en-US"/>
-        </w:rPr>
-        <w:t xml:space="preserve">– </w:t>
-      </w:r>
-      <w:r>
-        <w:rPr>
-          <w:lang w:val="en-US"/>
-        </w:rPr>
-        <w:t xml:space="preserve">with the proper button </w:t>
-      </w:r>
-      <w:r>
-        <w:rPr>
-          <w:lang w:val="en-US"/>
-        </w:rPr>
-        <w:t xml:space="preserve">or </w:t>
-      </w:r>
-      <w:r>
-        <w:rPr>
-          <w:lang w:val="en-US"/>
-        </w:rPr>
-        <w:t xml:space="preserve">pressing </w:t>
-      </w:r>
-      <w:r>
-        <w:rPr>
-          <w:i/>
-          <w:lang w:val="en-US"/>
-        </w:rPr>
-        <w:t>Command +</w:t>
-      </w:r>
-      <w:r>
-        <w:rPr>
-          <w:lang w:val="en-US"/>
-        </w:rPr>
-        <w:t xml:space="preserve"> </w:t>
-      </w:r>
-      <w:r>
-        <w:rPr>
-          <w:i/>
-          <w:lang w:val="en-US"/>
-        </w:rPr>
-        <w:t>Return</w:t>
-      </w:r>
-      <w:r>
-        <w:rPr>
-          <w:lang w:val="en-US"/>
-        </w:rPr>
-        <w:t xml:space="preserve"> in </w:t>
-      </w:r>
-      <w:r>
-        <w:rPr>
-          <w:lang w:val="en-US"/>
-        </w:rPr>
-        <w:t xml:space="preserve"> </w:t>
-      </w:r>
-      <w:r>
-        <w:rPr>
-          <w:lang w:val="en-US"/>
-        </w:rPr>
-        <w:t xml:space="preserve">the field </w:t>
-      </w:r>
-      <w:r>
-        <w:rPr>
-          <w:i/>
-          <w:lang w:val="en-US"/>
-        </w:rPr>
-        <w:t>Text to find</w:t>
-      </w:r>
-      <w:r>
-        <w:rPr>
-          <w:lang w:val="en-US"/>
-        </w:rPr>
-        <w:t xml:space="preserve"> –</w:t>
-      </w:r>
-      <w:r>
-        <w:rPr>
-          <w:lang w:val="en-US"/>
-        </w:rPr>
-        <w:t xml:space="preserve"> </w:t>
-      </w:r>
-      <w:r>
-        <w:rPr>
-          <w:lang w:val="en-US"/>
-        </w:rPr>
         <w:t xml:space="preserve">of a text within the current note, or replace all its occurrences with another text; search and replace are not case sensitive; when the replace functionality is used, the code </w:t>
       </w:r>
       <w:r>
@@ -6869,14 +7164,7 @@
         <w:rPr>
           <w:lang w:val="en-US"/>
         </w:rPr>
-        <w:t xml:space="preserve"> is a </w:t>
-      </w:r>
-      <w:r>
-        <w:rPr>
-          <w:lang w:val="en-US"/>
-        </w:rPr>
-        <w:lastRenderedPageBreak/>
-        <w:t xml:space="preserve">substitute for the paragraph break, while the code </w:t>
+        <w:t xml:space="preserve"> is a substitute for the paragraph break, while the code </w:t>
       </w:r>
       <w:r>
         <w:rPr>
@@ -8183,6 +8471,7 @@
         <w:rPr>
           <w:lang w:val="en-US"/>
         </w:rPr>
+        <w:lastRenderedPageBreak/>
         <w:t>Search</w:t>
       </w:r>
     </w:p>
@@ -8339,14 +8628,7 @@
         <w:rPr>
           <w:lang w:val="en-US"/>
         </w:rPr>
-        <w:t xml:space="preserve"> to </w:t>
-      </w:r>
-      <w:r>
-        <w:rPr>
-          <w:lang w:val="en-US"/>
-        </w:rPr>
-        <w:lastRenderedPageBreak/>
-        <w:t xml:space="preserve">select the notes edited on the current day, or </w:t>
+        <w:t xml:space="preserve"> to select the notes edited on the current day, or </w:t>
       </w:r>
       <w:r>
         <w:rPr>
@@ -10158,6 +10440,7 @@
         <w:rPr>
           <w:lang w:val="en-US"/>
         </w:rPr>
+        <w:lastRenderedPageBreak/>
         <w:t xml:space="preserve">Pressing </w:t>
       </w:r>
       <w:r>
@@ -12588,7 +12871,6 @@
   <w:style w:type="character" w:default="1" w:styleId="Carpredefinitoparagrafo">
     <w:name w:val="Default Paragraph Font"/>
     <w:uiPriority w:val="1"/>
-    <w:semiHidden/>
     <w:unhideWhenUsed/>
   </w:style>
   <w:style w:type="table" w:default="1" w:styleId="Tabellanormale">
